--- a/schools-presentations/A Lykeiou/tests/A5_Test_Simple_Greek_20_Points.docx
+++ b/schools-presentations/A Lykeiou/tests/A5_Test_Simple_Greek_20_Points.docx
@@ -294,10 +294,17 @@
     <w:p>
       <w:pPr>
         <w:spacing w:before="140" w:after="60"/>
+        <w:rPr>
+          <w:sz w:val="24"/>
+          <w:szCs w:val="24"/>
+          <w:lang w:val="el-GR"/>
+        </w:rPr>
       </w:pPr>
       <w:r>
         <w:rPr>
           <w:b/>
+          <w:sz w:val="24"/>
+          <w:szCs w:val="24"/>
           <w:lang w:val="el-GR"/>
         </w:rPr>
         <w:t xml:space="preserve">Να απαντήσετε σε όλες τις ερωτήσεις. </w:t>
@@ -305,6 +312,9 @@
       <w:r>
         <w:rPr>
           <w:b/>
+          <w:sz w:val="24"/>
+          <w:szCs w:val="24"/>
+          <w:lang w:val="el-GR"/>
         </w:rPr>
         <w:t>Σύνολο: 20 μονάδες. Καλή επιτυχία!</w:t>
       </w:r>
@@ -315,6 +325,8 @@
         <w:spacing w:before="80" w:after="40"/>
         <w:rPr>
           <w:b/>
+          <w:sz w:val="24"/>
+          <w:szCs w:val="24"/>
           <w:lang w:val="el-GR"/>
         </w:rPr>
       </w:pPr>
@@ -328,10 +340,16 @@
           <w:numId w:val="10"/>
         </w:numPr>
         <w:spacing w:before="80" w:after="40"/>
+        <w:rPr>
+          <w:sz w:val="24"/>
+          <w:szCs w:val="24"/>
+        </w:rPr>
       </w:pPr>
       <w:r>
         <w:rPr>
           <w:b/>
+          <w:sz w:val="24"/>
+          <w:szCs w:val="24"/>
           <w:lang w:val="el-GR"/>
         </w:rPr>
         <w:t xml:space="preserve">Ποιο δίκτυο καλύπτει μία αίθουσα ή ένα σχολείο;  </w:t>
@@ -339,6 +357,8 @@
       <w:r>
         <w:rPr>
           <w:b/>
+          <w:sz w:val="24"/>
+          <w:szCs w:val="24"/>
         </w:rPr>
         <w:t>[1 μ.]</w:t>
       </w:r>
@@ -380,16 +400,22 @@
           <w:p>
             <w:pPr>
               <w:spacing w:after="0"/>
+              <w:rPr>
+                <w:sz w:val="24"/>
+                <w:szCs w:val="24"/>
+              </w:rPr>
             </w:pPr>
             <w:r>
               <w:rPr>
-                <w:sz w:val="22"/>
+                <w:sz w:val="24"/>
+                <w:szCs w:val="24"/>
               </w:rPr>
               <w:t xml:space="preserve">☐ </w:t>
             </w:r>
             <w:r>
               <w:rPr>
-                <w:sz w:val="22"/>
+                <w:sz w:val="24"/>
+                <w:szCs w:val="24"/>
               </w:rPr>
               <w:t>NIC</w:t>
             </w:r>
@@ -409,10 +435,15 @@
           <w:p>
             <w:pPr>
               <w:spacing w:after="0"/>
+              <w:rPr>
+                <w:sz w:val="24"/>
+                <w:szCs w:val="24"/>
+              </w:rPr>
             </w:pPr>
             <w:r>
               <w:rPr>
-                <w:sz w:val="22"/>
+                <w:sz w:val="24"/>
+                <w:szCs w:val="24"/>
               </w:rPr>
               <w:t>☐ WAN</w:t>
             </w:r>
@@ -437,10 +468,15 @@
           <w:p>
             <w:pPr>
               <w:spacing w:after="0"/>
+              <w:rPr>
+                <w:sz w:val="24"/>
+                <w:szCs w:val="24"/>
+              </w:rPr>
             </w:pPr>
             <w:r>
               <w:rPr>
-                <w:sz w:val="22"/>
+                <w:sz w:val="24"/>
+                <w:szCs w:val="24"/>
               </w:rPr>
               <w:t>☐ Internet</w:t>
             </w:r>
@@ -460,16 +496,22 @@
           <w:p>
             <w:pPr>
               <w:spacing w:after="0"/>
+              <w:rPr>
+                <w:sz w:val="24"/>
+                <w:szCs w:val="24"/>
+              </w:rPr>
             </w:pPr>
             <w:r>
               <w:rPr>
-                <w:sz w:val="22"/>
+                <w:sz w:val="24"/>
+                <w:szCs w:val="24"/>
               </w:rPr>
               <w:t xml:space="preserve">☐ </w:t>
             </w:r>
             <w:r>
               <w:rPr>
-                <w:sz w:val="22"/>
+                <w:sz w:val="24"/>
+                <w:szCs w:val="24"/>
               </w:rPr>
               <w:t>LAN</w:t>
             </w:r>
@@ -483,6 +525,8 @@
         <w:keepNext/>
         <w:spacing w:before="80" w:after="40"/>
         <w:rPr>
+          <w:sz w:val="24"/>
+          <w:szCs w:val="24"/>
           <w:lang w:val="el-GR"/>
         </w:rPr>
       </w:pPr>
@@ -497,12 +541,16 @@
         </w:numPr>
         <w:spacing w:before="80" w:after="40"/>
         <w:rPr>
+          <w:sz w:val="24"/>
+          <w:szCs w:val="24"/>
           <w:lang w:val="el-GR"/>
         </w:rPr>
       </w:pPr>
       <w:r>
         <w:rPr>
           <w:b/>
+          <w:sz w:val="24"/>
+          <w:szCs w:val="24"/>
           <w:lang w:val="el-GR"/>
         </w:rPr>
         <w:t xml:space="preserve">Ποια συσκευή συνδέει υπολογιστές μέσα στο ίδιο </w:t>
@@ -510,523 +558,16 @@
       <w:r>
         <w:rPr>
           <w:b/>
+          <w:sz w:val="24"/>
+          <w:szCs w:val="24"/>
         </w:rPr>
         <w:t>LAN</w:t>
       </w:r>
       <w:r>
         <w:rPr>
           <w:b/>
-          <w:lang w:val="el-GR"/>
-        </w:rPr>
-        <w:t>;  [1 μ.]</w:t>
-      </w:r>
-    </w:p>
-    <w:tbl>
-      <w:tblPr>
-        <w:tblW w:w="0" w:type="auto"/>
-        <w:jc w:val="center"/>
-        <w:tblBorders>
-          <w:top w:val="single" w:sz="0" w:space="0" w:color="FFFFFF"/>
-          <w:left w:val="single" w:sz="0" w:space="0" w:color="FFFFFF"/>
-          <w:bottom w:val="single" w:sz="0" w:space="0" w:color="FFFFFF"/>
-          <w:right w:val="single" w:sz="0" w:space="0" w:color="FFFFFF"/>
-          <w:insideH w:val="single" w:sz="0" w:space="0" w:color="FFFFFF"/>
-          <w:insideV w:val="single" w:sz="0" w:space="0" w:color="FFFFFF"/>
-        </w:tblBorders>
-        <w:tblLayout w:type="fixed"/>
-        <w:tblLook w:val="04A0" w:firstRow="1" w:lastRow="0" w:firstColumn="1" w:lastColumn="0" w:noHBand="0" w:noVBand="1"/>
-      </w:tblPr>
-      <w:tblGrid>
-        <w:gridCol w:w="4876"/>
-        <w:gridCol w:w="4876"/>
-      </w:tblGrid>
-      <w:tr>
-        <w:trPr>
-          <w:jc w:val="center"/>
-        </w:trPr>
-        <w:tc>
-          <w:tcPr>
-            <w:tcW w:w="4876" w:type="dxa"/>
-            <w:tcMar>
-              <w:top w:w="85" w:type="dxa"/>
-              <w:left w:w="100" w:type="dxa"/>
-              <w:bottom w:w="85" w:type="dxa"/>
-              <w:right w:w="100" w:type="dxa"/>
-            </w:tcMar>
-            <w:vAlign w:val="center"/>
-          </w:tcPr>
-          <w:p>
-            <w:pPr>
-              <w:spacing w:after="0"/>
-            </w:pPr>
-            <w:r>
-              <w:rPr>
-                <w:sz w:val="22"/>
-              </w:rPr>
-              <w:t>☐ Switch</w:t>
-            </w:r>
-          </w:p>
-        </w:tc>
-        <w:tc>
-          <w:tcPr>
-            <w:tcW w:w="4876" w:type="dxa"/>
-            <w:tcMar>
-              <w:top w:w="85" w:type="dxa"/>
-              <w:left w:w="100" w:type="dxa"/>
-              <w:bottom w:w="85" w:type="dxa"/>
-              <w:right w:w="100" w:type="dxa"/>
-            </w:tcMar>
-            <w:vAlign w:val="center"/>
-          </w:tcPr>
-          <w:p>
-            <w:pPr>
-              <w:spacing w:after="0"/>
-            </w:pPr>
-            <w:r>
-              <w:rPr>
-                <w:sz w:val="22"/>
-              </w:rPr>
-              <w:t>☐ Router</w:t>
-            </w:r>
-          </w:p>
-        </w:tc>
-      </w:tr>
-      <w:tr>
-        <w:trPr>
-          <w:jc w:val="center"/>
-        </w:trPr>
-        <w:tc>
-          <w:tcPr>
-            <w:tcW w:w="4876" w:type="dxa"/>
-            <w:tcMar>
-              <w:top w:w="85" w:type="dxa"/>
-              <w:left w:w="100" w:type="dxa"/>
-              <w:bottom w:w="85" w:type="dxa"/>
-              <w:right w:w="100" w:type="dxa"/>
-            </w:tcMar>
-            <w:vAlign w:val="center"/>
-          </w:tcPr>
-          <w:p>
-            <w:pPr>
-              <w:spacing w:after="0"/>
-            </w:pPr>
-            <w:r>
-              <w:rPr>
-                <w:sz w:val="22"/>
-              </w:rPr>
-              <w:t>☐ DNS Server</w:t>
-            </w:r>
-          </w:p>
-        </w:tc>
-        <w:tc>
-          <w:tcPr>
-            <w:tcW w:w="4876" w:type="dxa"/>
-            <w:tcMar>
-              <w:top w:w="85" w:type="dxa"/>
-              <w:left w:w="100" w:type="dxa"/>
-              <w:bottom w:w="85" w:type="dxa"/>
-              <w:right w:w="100" w:type="dxa"/>
-            </w:tcMar>
-            <w:vAlign w:val="center"/>
-          </w:tcPr>
-          <w:p>
-            <w:pPr>
-              <w:spacing w:after="0"/>
-            </w:pPr>
-            <w:r>
-              <w:rPr>
-                <w:sz w:val="22"/>
-              </w:rPr>
-              <w:t>☐ Antivirus</w:t>
-            </w:r>
-          </w:p>
-        </w:tc>
-      </w:tr>
-    </w:tbl>
-    <w:p>
-      <w:pPr>
-        <w:pStyle w:val="ListParagraph"/>
-        <w:keepNext/>
-        <w:spacing w:before="80" w:after="40"/>
-      </w:pPr>
-    </w:p>
-    <w:p>
-      <w:pPr>
-        <w:pStyle w:val="ListParagraph"/>
-        <w:keepNext/>
-        <w:numPr>
-          <w:ilvl w:val="0"/>
-          <w:numId w:val="10"/>
-        </w:numPr>
-        <w:spacing w:before="80" w:after="40"/>
-      </w:pPr>
-      <w:r>
-        <w:rPr>
-          <w:b/>
-          <w:lang w:val="el-GR"/>
-        </w:rPr>
-        <w:t xml:space="preserve">Ποια εντολή δείχνει την </w:t>
-      </w:r>
-      <w:r>
-        <w:rPr>
-          <w:b/>
-        </w:rPr>
-        <w:t>IP</w:t>
-      </w:r>
-      <w:r>
-        <w:rPr>
-          <w:b/>
-          <w:lang w:val="el-GR"/>
-        </w:rPr>
-        <w:t xml:space="preserve"> </w:t>
-      </w:r>
-      <w:r>
-        <w:rPr>
-          <w:b/>
-        </w:rPr>
-        <w:t>Address</w:t>
-      </w:r>
-      <w:r>
-        <w:rPr>
-          <w:b/>
-          <w:lang w:val="el-GR"/>
-        </w:rPr>
-        <w:t xml:space="preserve"> του υπολογιστή;  </w:t>
-      </w:r>
-      <w:r>
-        <w:rPr>
-          <w:b/>
-        </w:rPr>
-        <w:t>[1 μ.]</w:t>
-      </w:r>
-    </w:p>
-    <w:tbl>
-      <w:tblPr>
-        <w:tblW w:w="0" w:type="auto"/>
-        <w:jc w:val="center"/>
-        <w:tblBorders>
-          <w:top w:val="single" w:sz="0" w:space="0" w:color="FFFFFF"/>
-          <w:left w:val="single" w:sz="0" w:space="0" w:color="FFFFFF"/>
-          <w:bottom w:val="single" w:sz="0" w:space="0" w:color="FFFFFF"/>
-          <w:right w:val="single" w:sz="0" w:space="0" w:color="FFFFFF"/>
-          <w:insideH w:val="single" w:sz="0" w:space="0" w:color="FFFFFF"/>
-          <w:insideV w:val="single" w:sz="0" w:space="0" w:color="FFFFFF"/>
-        </w:tblBorders>
-        <w:tblLayout w:type="fixed"/>
-        <w:tblLook w:val="04A0" w:firstRow="1" w:lastRow="0" w:firstColumn="1" w:lastColumn="0" w:noHBand="0" w:noVBand="1"/>
-      </w:tblPr>
-      <w:tblGrid>
-        <w:gridCol w:w="4876"/>
-        <w:gridCol w:w="4876"/>
-      </w:tblGrid>
-      <w:tr>
-        <w:trPr>
-          <w:jc w:val="center"/>
-        </w:trPr>
-        <w:tc>
-          <w:tcPr>
-            <w:tcW w:w="4876" w:type="dxa"/>
-            <w:tcMar>
-              <w:top w:w="85" w:type="dxa"/>
-              <w:left w:w="100" w:type="dxa"/>
-              <w:bottom w:w="85" w:type="dxa"/>
-              <w:right w:w="100" w:type="dxa"/>
-            </w:tcMar>
-            <w:vAlign w:val="center"/>
-          </w:tcPr>
-          <w:p>
-            <w:pPr>
-              <w:spacing w:after="0"/>
-            </w:pPr>
-            <w:r>
-              <w:rPr>
-                <w:sz w:val="22"/>
-              </w:rPr>
-              <w:t>☐ ping</w:t>
-            </w:r>
-          </w:p>
-        </w:tc>
-        <w:tc>
-          <w:tcPr>
-            <w:tcW w:w="4876" w:type="dxa"/>
-            <w:tcMar>
-              <w:top w:w="85" w:type="dxa"/>
-              <w:left w:w="100" w:type="dxa"/>
-              <w:bottom w:w="85" w:type="dxa"/>
-              <w:right w:w="100" w:type="dxa"/>
-            </w:tcMar>
-            <w:vAlign w:val="center"/>
-          </w:tcPr>
-          <w:p>
-            <w:pPr>
-              <w:spacing w:after="0"/>
-            </w:pPr>
-            <w:r>
-              <w:rPr>
-                <w:sz w:val="22"/>
-              </w:rPr>
-              <w:t>☐ ipconfig</w:t>
-            </w:r>
-          </w:p>
-        </w:tc>
-      </w:tr>
-      <w:tr>
-        <w:trPr>
-          <w:jc w:val="center"/>
-        </w:trPr>
-        <w:tc>
-          <w:tcPr>
-            <w:tcW w:w="4876" w:type="dxa"/>
-            <w:tcMar>
-              <w:top w:w="85" w:type="dxa"/>
-              <w:left w:w="100" w:type="dxa"/>
-              <w:bottom w:w="85" w:type="dxa"/>
-              <w:right w:w="100" w:type="dxa"/>
-            </w:tcMar>
-            <w:vAlign w:val="center"/>
-          </w:tcPr>
-          <w:p>
-            <w:pPr>
-              <w:spacing w:after="0"/>
-            </w:pPr>
-            <w:r>
-              <w:rPr>
-                <w:sz w:val="22"/>
-              </w:rPr>
-              <w:t>☐ nslookup</w:t>
-            </w:r>
-          </w:p>
-        </w:tc>
-        <w:tc>
-          <w:tcPr>
-            <w:tcW w:w="4876" w:type="dxa"/>
-            <w:tcMar>
-              <w:top w:w="85" w:type="dxa"/>
-              <w:left w:w="100" w:type="dxa"/>
-              <w:bottom w:w="85" w:type="dxa"/>
-              <w:right w:w="100" w:type="dxa"/>
-            </w:tcMar>
-            <w:vAlign w:val="center"/>
-          </w:tcPr>
-          <w:p>
-            <w:pPr>
-              <w:spacing w:after="0"/>
-            </w:pPr>
-            <w:r>
-              <w:rPr>
-                <w:sz w:val="22"/>
-              </w:rPr>
-              <w:t>☐ tracert</w:t>
-            </w:r>
-          </w:p>
-        </w:tc>
-      </w:tr>
-    </w:tbl>
-    <w:p>
-      <w:pPr>
-        <w:pStyle w:val="ListParagraph"/>
-        <w:keepNext/>
-        <w:spacing w:before="80" w:after="40"/>
-      </w:pPr>
-    </w:p>
-    <w:p>
-      <w:pPr>
-        <w:pStyle w:val="ListParagraph"/>
-        <w:keepNext/>
-        <w:numPr>
-          <w:ilvl w:val="0"/>
-          <w:numId w:val="10"/>
-        </w:numPr>
-        <w:spacing w:before="80" w:after="40"/>
-      </w:pPr>
-      <w:r>
-        <w:rPr>
-          <w:b/>
-          <w:lang w:val="el-GR"/>
-        </w:rPr>
-        <w:t xml:space="preserve">Τι προστατεύει το δίκτυο με κανόνες;  </w:t>
-      </w:r>
-      <w:r>
-        <w:rPr>
-          <w:b/>
-        </w:rPr>
-        <w:t>[1 μ.]</w:t>
-      </w:r>
-    </w:p>
-    <w:tbl>
-      <w:tblPr>
-        <w:tblW w:w="0" w:type="auto"/>
-        <w:jc w:val="center"/>
-        <w:tblBorders>
-          <w:top w:val="single" w:sz="0" w:space="0" w:color="FFFFFF"/>
-          <w:left w:val="single" w:sz="0" w:space="0" w:color="FFFFFF"/>
-          <w:bottom w:val="single" w:sz="0" w:space="0" w:color="FFFFFF"/>
-          <w:right w:val="single" w:sz="0" w:space="0" w:color="FFFFFF"/>
-          <w:insideH w:val="single" w:sz="0" w:space="0" w:color="FFFFFF"/>
-          <w:insideV w:val="single" w:sz="0" w:space="0" w:color="FFFFFF"/>
-        </w:tblBorders>
-        <w:tblLayout w:type="fixed"/>
-        <w:tblLook w:val="04A0" w:firstRow="1" w:lastRow="0" w:firstColumn="1" w:lastColumn="0" w:noHBand="0" w:noVBand="1"/>
-      </w:tblPr>
-      <w:tblGrid>
-        <w:gridCol w:w="4876"/>
-        <w:gridCol w:w="4876"/>
-      </w:tblGrid>
-      <w:tr>
-        <w:trPr>
-          <w:jc w:val="center"/>
-        </w:trPr>
-        <w:tc>
-          <w:tcPr>
-            <w:tcW w:w="4876" w:type="dxa"/>
-            <w:tcMar>
-              <w:top w:w="85" w:type="dxa"/>
-              <w:left w:w="100" w:type="dxa"/>
-              <w:bottom w:w="85" w:type="dxa"/>
-              <w:right w:w="100" w:type="dxa"/>
-            </w:tcMar>
-            <w:vAlign w:val="center"/>
-          </w:tcPr>
-          <w:p>
-            <w:pPr>
-              <w:spacing w:after="0"/>
-            </w:pPr>
-            <w:r>
-              <w:rPr>
-                <w:sz w:val="22"/>
-              </w:rPr>
-              <w:t>☐ Firewall</w:t>
-            </w:r>
-          </w:p>
-        </w:tc>
-        <w:tc>
-          <w:tcPr>
-            <w:tcW w:w="4876" w:type="dxa"/>
-            <w:tcMar>
-              <w:top w:w="85" w:type="dxa"/>
-              <w:left w:w="100" w:type="dxa"/>
-              <w:bottom w:w="85" w:type="dxa"/>
-              <w:right w:w="100" w:type="dxa"/>
-            </w:tcMar>
-            <w:vAlign w:val="center"/>
-          </w:tcPr>
-          <w:p>
-            <w:pPr>
-              <w:spacing w:after="0"/>
-            </w:pPr>
-            <w:r>
-              <w:rPr>
-                <w:sz w:val="22"/>
-              </w:rPr>
-              <w:t>☐ Switch</w:t>
-            </w:r>
-          </w:p>
-        </w:tc>
-      </w:tr>
-      <w:tr>
-        <w:trPr>
-          <w:jc w:val="center"/>
-        </w:trPr>
-        <w:tc>
-          <w:tcPr>
-            <w:tcW w:w="4876" w:type="dxa"/>
-            <w:tcMar>
-              <w:top w:w="85" w:type="dxa"/>
-              <w:left w:w="100" w:type="dxa"/>
-              <w:bottom w:w="85" w:type="dxa"/>
-              <w:right w:w="100" w:type="dxa"/>
-            </w:tcMar>
-            <w:vAlign w:val="center"/>
-          </w:tcPr>
-          <w:p>
-            <w:pPr>
-              <w:spacing w:after="0"/>
-            </w:pPr>
-            <w:r>
-              <w:rPr>
-                <w:sz w:val="22"/>
-              </w:rPr>
-              <w:t>☐ Browser</w:t>
-            </w:r>
-          </w:p>
-        </w:tc>
-        <w:tc>
-          <w:tcPr>
-            <w:tcW w:w="4876" w:type="dxa"/>
-            <w:tcMar>
-              <w:top w:w="85" w:type="dxa"/>
-              <w:left w:w="100" w:type="dxa"/>
-              <w:bottom w:w="85" w:type="dxa"/>
-              <w:right w:w="100" w:type="dxa"/>
-            </w:tcMar>
-            <w:vAlign w:val="center"/>
-          </w:tcPr>
-          <w:p>
-            <w:pPr>
-              <w:spacing w:after="0"/>
-            </w:pPr>
-            <w:r>
-              <w:rPr>
-                <w:sz w:val="22"/>
-              </w:rPr>
-              <w:t>☐ Printer</w:t>
-            </w:r>
-          </w:p>
-        </w:tc>
-      </w:tr>
-    </w:tbl>
-    <w:p>
-      <w:pPr>
-        <w:pStyle w:val="ListParagraph"/>
-        <w:keepNext/>
-        <w:spacing w:before="80" w:after="40"/>
-        <w:rPr>
-          <w:lang w:val="el-GR"/>
-        </w:rPr>
-      </w:pPr>
-    </w:p>
-    <w:p>
-      <w:pPr>
-        <w:pStyle w:val="ListParagraph"/>
-        <w:keepNext/>
-        <w:numPr>
-          <w:ilvl w:val="0"/>
-          <w:numId w:val="10"/>
-        </w:numPr>
-        <w:spacing w:before="80" w:after="40"/>
-        <w:rPr>
-          <w:lang w:val="el-GR"/>
-        </w:rPr>
-      </w:pPr>
-      <w:r>
-        <w:rPr>
-          <w:b/>
-          <w:lang w:val="el-GR"/>
-        </w:rPr>
-        <w:t xml:space="preserve">Τι κάνει ο </w:t>
-      </w:r>
-      <w:r>
-        <w:rPr>
-          <w:b/>
-        </w:rPr>
-        <w:t>DNS</w:t>
-      </w:r>
-      <w:r>
-        <w:rPr>
-          <w:b/>
-          <w:lang w:val="el-GR"/>
-        </w:rPr>
-        <w:t xml:space="preserve"> </w:t>
-      </w:r>
-      <w:r>
-        <w:rPr>
-          <w:b/>
-        </w:rPr>
-        <w:t>Server</w:t>
-      </w:r>
-      <w:r>
-        <w:rPr>
-          <w:b/>
+          <w:sz w:val="24"/>
+          <w:szCs w:val="24"/>
           <w:lang w:val="el-GR"/>
         </w:rPr>
         <w:t>;  [1 μ.]</w:t>
@@ -1070,45 +611,670 @@
             <w:pPr>
               <w:spacing w:after="0"/>
               <w:rPr>
+                <w:sz w:val="24"/>
+                <w:szCs w:val="24"/>
+              </w:rPr>
+            </w:pPr>
+            <w:r>
+              <w:rPr>
+                <w:sz w:val="24"/>
+                <w:szCs w:val="24"/>
+              </w:rPr>
+              <w:t>☐ Switch</w:t>
+            </w:r>
+          </w:p>
+        </w:tc>
+        <w:tc>
+          <w:tcPr>
+            <w:tcW w:w="4876" w:type="dxa"/>
+            <w:tcMar>
+              <w:top w:w="85" w:type="dxa"/>
+              <w:left w:w="100" w:type="dxa"/>
+              <w:bottom w:w="85" w:type="dxa"/>
+              <w:right w:w="100" w:type="dxa"/>
+            </w:tcMar>
+            <w:vAlign w:val="center"/>
+          </w:tcPr>
+          <w:p>
+            <w:pPr>
+              <w:spacing w:after="0"/>
+              <w:rPr>
+                <w:sz w:val="24"/>
+                <w:szCs w:val="24"/>
+              </w:rPr>
+            </w:pPr>
+            <w:r>
+              <w:rPr>
+                <w:sz w:val="24"/>
+                <w:szCs w:val="24"/>
+              </w:rPr>
+              <w:t>☐ Router</w:t>
+            </w:r>
+          </w:p>
+        </w:tc>
+      </w:tr>
+      <w:tr>
+        <w:trPr>
+          <w:jc w:val="center"/>
+        </w:trPr>
+        <w:tc>
+          <w:tcPr>
+            <w:tcW w:w="4876" w:type="dxa"/>
+            <w:tcMar>
+              <w:top w:w="85" w:type="dxa"/>
+              <w:left w:w="100" w:type="dxa"/>
+              <w:bottom w:w="85" w:type="dxa"/>
+              <w:right w:w="100" w:type="dxa"/>
+            </w:tcMar>
+            <w:vAlign w:val="center"/>
+          </w:tcPr>
+          <w:p>
+            <w:pPr>
+              <w:spacing w:after="0"/>
+              <w:rPr>
+                <w:sz w:val="24"/>
+                <w:szCs w:val="24"/>
+              </w:rPr>
+            </w:pPr>
+            <w:r>
+              <w:rPr>
+                <w:sz w:val="24"/>
+                <w:szCs w:val="24"/>
+              </w:rPr>
+              <w:t>☐ DNS Server</w:t>
+            </w:r>
+          </w:p>
+        </w:tc>
+        <w:tc>
+          <w:tcPr>
+            <w:tcW w:w="4876" w:type="dxa"/>
+            <w:tcMar>
+              <w:top w:w="85" w:type="dxa"/>
+              <w:left w:w="100" w:type="dxa"/>
+              <w:bottom w:w="85" w:type="dxa"/>
+              <w:right w:w="100" w:type="dxa"/>
+            </w:tcMar>
+            <w:vAlign w:val="center"/>
+          </w:tcPr>
+          <w:p>
+            <w:pPr>
+              <w:spacing w:after="0"/>
+              <w:rPr>
+                <w:sz w:val="24"/>
+                <w:szCs w:val="24"/>
+              </w:rPr>
+            </w:pPr>
+            <w:r>
+              <w:rPr>
+                <w:sz w:val="24"/>
+                <w:szCs w:val="24"/>
+              </w:rPr>
+              <w:t>☐ Antivirus</w:t>
+            </w:r>
+          </w:p>
+        </w:tc>
+      </w:tr>
+    </w:tbl>
+    <w:p>
+      <w:pPr>
+        <w:pStyle w:val="ListParagraph"/>
+        <w:keepNext/>
+        <w:spacing w:before="80" w:after="40"/>
+        <w:rPr>
+          <w:sz w:val="24"/>
+          <w:szCs w:val="24"/>
+        </w:rPr>
+      </w:pPr>
+    </w:p>
+    <w:p>
+      <w:pPr>
+        <w:pStyle w:val="ListParagraph"/>
+        <w:keepNext/>
+        <w:numPr>
+          <w:ilvl w:val="0"/>
+          <w:numId w:val="10"/>
+        </w:numPr>
+        <w:spacing w:before="80" w:after="40"/>
+        <w:rPr>
+          <w:sz w:val="24"/>
+          <w:szCs w:val="24"/>
+        </w:rPr>
+      </w:pPr>
+      <w:r>
+        <w:rPr>
+          <w:b/>
+          <w:sz w:val="24"/>
+          <w:szCs w:val="24"/>
+          <w:lang w:val="el-GR"/>
+        </w:rPr>
+        <w:t xml:space="preserve">Ποια εντολή δείχνει την </w:t>
+      </w:r>
+      <w:r>
+        <w:rPr>
+          <w:b/>
+          <w:sz w:val="24"/>
+          <w:szCs w:val="24"/>
+        </w:rPr>
+        <w:t>IP</w:t>
+      </w:r>
+      <w:r>
+        <w:rPr>
+          <w:b/>
+          <w:sz w:val="24"/>
+          <w:szCs w:val="24"/>
+          <w:lang w:val="el-GR"/>
+        </w:rPr>
+        <w:t xml:space="preserve"> </w:t>
+      </w:r>
+      <w:r>
+        <w:rPr>
+          <w:b/>
+          <w:sz w:val="24"/>
+          <w:szCs w:val="24"/>
+        </w:rPr>
+        <w:t>Address</w:t>
+      </w:r>
+      <w:r>
+        <w:rPr>
+          <w:b/>
+          <w:sz w:val="24"/>
+          <w:szCs w:val="24"/>
+          <w:lang w:val="el-GR"/>
+        </w:rPr>
+        <w:t xml:space="preserve"> του υπολογιστή;  </w:t>
+      </w:r>
+      <w:r>
+        <w:rPr>
+          <w:b/>
+          <w:sz w:val="24"/>
+          <w:szCs w:val="24"/>
+        </w:rPr>
+        <w:t>[1 μ.]</w:t>
+      </w:r>
+    </w:p>
+    <w:tbl>
+      <w:tblPr>
+        <w:tblW w:w="0" w:type="auto"/>
+        <w:jc w:val="center"/>
+        <w:tblBorders>
+          <w:top w:val="single" w:sz="0" w:space="0" w:color="FFFFFF"/>
+          <w:left w:val="single" w:sz="0" w:space="0" w:color="FFFFFF"/>
+          <w:bottom w:val="single" w:sz="0" w:space="0" w:color="FFFFFF"/>
+          <w:right w:val="single" w:sz="0" w:space="0" w:color="FFFFFF"/>
+          <w:insideH w:val="single" w:sz="0" w:space="0" w:color="FFFFFF"/>
+          <w:insideV w:val="single" w:sz="0" w:space="0" w:color="FFFFFF"/>
+        </w:tblBorders>
+        <w:tblLayout w:type="fixed"/>
+        <w:tblLook w:val="04A0" w:firstRow="1" w:lastRow="0" w:firstColumn="1" w:lastColumn="0" w:noHBand="0" w:noVBand="1"/>
+      </w:tblPr>
+      <w:tblGrid>
+        <w:gridCol w:w="4876"/>
+        <w:gridCol w:w="4876"/>
+      </w:tblGrid>
+      <w:tr>
+        <w:trPr>
+          <w:jc w:val="center"/>
+        </w:trPr>
+        <w:tc>
+          <w:tcPr>
+            <w:tcW w:w="4876" w:type="dxa"/>
+            <w:tcMar>
+              <w:top w:w="85" w:type="dxa"/>
+              <w:left w:w="100" w:type="dxa"/>
+              <w:bottom w:w="85" w:type="dxa"/>
+              <w:right w:w="100" w:type="dxa"/>
+            </w:tcMar>
+            <w:vAlign w:val="center"/>
+          </w:tcPr>
+          <w:p>
+            <w:pPr>
+              <w:spacing w:after="0"/>
+              <w:rPr>
+                <w:sz w:val="24"/>
+                <w:szCs w:val="24"/>
+              </w:rPr>
+            </w:pPr>
+            <w:r>
+              <w:rPr>
+                <w:sz w:val="24"/>
+                <w:szCs w:val="24"/>
+              </w:rPr>
+              <w:t>☐ ping</w:t>
+            </w:r>
+          </w:p>
+        </w:tc>
+        <w:tc>
+          <w:tcPr>
+            <w:tcW w:w="4876" w:type="dxa"/>
+            <w:tcMar>
+              <w:top w:w="85" w:type="dxa"/>
+              <w:left w:w="100" w:type="dxa"/>
+              <w:bottom w:w="85" w:type="dxa"/>
+              <w:right w:w="100" w:type="dxa"/>
+            </w:tcMar>
+            <w:vAlign w:val="center"/>
+          </w:tcPr>
+          <w:p>
+            <w:pPr>
+              <w:spacing w:after="0"/>
+              <w:rPr>
+                <w:sz w:val="24"/>
+                <w:szCs w:val="24"/>
+              </w:rPr>
+            </w:pPr>
+            <w:r>
+              <w:rPr>
+                <w:sz w:val="24"/>
+                <w:szCs w:val="24"/>
+              </w:rPr>
+              <w:t>☐ ipconfig</w:t>
+            </w:r>
+          </w:p>
+        </w:tc>
+      </w:tr>
+      <w:tr>
+        <w:trPr>
+          <w:jc w:val="center"/>
+        </w:trPr>
+        <w:tc>
+          <w:tcPr>
+            <w:tcW w:w="4876" w:type="dxa"/>
+            <w:tcMar>
+              <w:top w:w="85" w:type="dxa"/>
+              <w:left w:w="100" w:type="dxa"/>
+              <w:bottom w:w="85" w:type="dxa"/>
+              <w:right w:w="100" w:type="dxa"/>
+            </w:tcMar>
+            <w:vAlign w:val="center"/>
+          </w:tcPr>
+          <w:p>
+            <w:pPr>
+              <w:spacing w:after="0"/>
+              <w:rPr>
+                <w:sz w:val="24"/>
+                <w:szCs w:val="24"/>
+              </w:rPr>
+            </w:pPr>
+            <w:r>
+              <w:rPr>
+                <w:sz w:val="24"/>
+                <w:szCs w:val="24"/>
+              </w:rPr>
+              <w:t>☐ nslookup</w:t>
+            </w:r>
+          </w:p>
+        </w:tc>
+        <w:tc>
+          <w:tcPr>
+            <w:tcW w:w="4876" w:type="dxa"/>
+            <w:tcMar>
+              <w:top w:w="85" w:type="dxa"/>
+              <w:left w:w="100" w:type="dxa"/>
+              <w:bottom w:w="85" w:type="dxa"/>
+              <w:right w:w="100" w:type="dxa"/>
+            </w:tcMar>
+            <w:vAlign w:val="center"/>
+          </w:tcPr>
+          <w:p>
+            <w:pPr>
+              <w:spacing w:after="0"/>
+              <w:rPr>
+                <w:sz w:val="24"/>
+                <w:szCs w:val="24"/>
+              </w:rPr>
+            </w:pPr>
+            <w:r>
+              <w:rPr>
+                <w:sz w:val="24"/>
+                <w:szCs w:val="24"/>
+              </w:rPr>
+              <w:t>☐ tracert</w:t>
+            </w:r>
+          </w:p>
+        </w:tc>
+      </w:tr>
+    </w:tbl>
+    <w:p>
+      <w:pPr>
+        <w:pStyle w:val="ListParagraph"/>
+        <w:keepNext/>
+        <w:spacing w:before="80" w:after="40"/>
+        <w:rPr>
+          <w:sz w:val="24"/>
+          <w:szCs w:val="24"/>
+        </w:rPr>
+      </w:pPr>
+    </w:p>
+    <w:p>
+      <w:pPr>
+        <w:pStyle w:val="ListParagraph"/>
+        <w:keepNext/>
+        <w:numPr>
+          <w:ilvl w:val="0"/>
+          <w:numId w:val="10"/>
+        </w:numPr>
+        <w:spacing w:before="80" w:after="40"/>
+        <w:rPr>
+          <w:sz w:val="24"/>
+          <w:szCs w:val="24"/>
+        </w:rPr>
+      </w:pPr>
+      <w:r>
+        <w:rPr>
+          <w:b/>
+          <w:sz w:val="24"/>
+          <w:szCs w:val="24"/>
+          <w:lang w:val="el-GR"/>
+        </w:rPr>
+        <w:t xml:space="preserve">Τι προστατεύει το δίκτυο με κανόνες;  </w:t>
+      </w:r>
+      <w:r>
+        <w:rPr>
+          <w:b/>
+          <w:sz w:val="24"/>
+          <w:szCs w:val="24"/>
+        </w:rPr>
+        <w:t>[1 μ.]</w:t>
+      </w:r>
+    </w:p>
+    <w:tbl>
+      <w:tblPr>
+        <w:tblW w:w="0" w:type="auto"/>
+        <w:jc w:val="center"/>
+        <w:tblBorders>
+          <w:top w:val="single" w:sz="0" w:space="0" w:color="FFFFFF"/>
+          <w:left w:val="single" w:sz="0" w:space="0" w:color="FFFFFF"/>
+          <w:bottom w:val="single" w:sz="0" w:space="0" w:color="FFFFFF"/>
+          <w:right w:val="single" w:sz="0" w:space="0" w:color="FFFFFF"/>
+          <w:insideH w:val="single" w:sz="0" w:space="0" w:color="FFFFFF"/>
+          <w:insideV w:val="single" w:sz="0" w:space="0" w:color="FFFFFF"/>
+        </w:tblBorders>
+        <w:tblLayout w:type="fixed"/>
+        <w:tblLook w:val="04A0" w:firstRow="1" w:lastRow="0" w:firstColumn="1" w:lastColumn="0" w:noHBand="0" w:noVBand="1"/>
+      </w:tblPr>
+      <w:tblGrid>
+        <w:gridCol w:w="4876"/>
+        <w:gridCol w:w="4876"/>
+      </w:tblGrid>
+      <w:tr>
+        <w:trPr>
+          <w:jc w:val="center"/>
+        </w:trPr>
+        <w:tc>
+          <w:tcPr>
+            <w:tcW w:w="4876" w:type="dxa"/>
+            <w:tcMar>
+              <w:top w:w="85" w:type="dxa"/>
+              <w:left w:w="100" w:type="dxa"/>
+              <w:bottom w:w="85" w:type="dxa"/>
+              <w:right w:w="100" w:type="dxa"/>
+            </w:tcMar>
+            <w:vAlign w:val="center"/>
+          </w:tcPr>
+          <w:p>
+            <w:pPr>
+              <w:spacing w:after="0"/>
+              <w:rPr>
+                <w:sz w:val="24"/>
+                <w:szCs w:val="24"/>
+              </w:rPr>
+            </w:pPr>
+            <w:r>
+              <w:rPr>
+                <w:sz w:val="24"/>
+                <w:szCs w:val="24"/>
+              </w:rPr>
+              <w:t>☐ Firewall</w:t>
+            </w:r>
+          </w:p>
+        </w:tc>
+        <w:tc>
+          <w:tcPr>
+            <w:tcW w:w="4876" w:type="dxa"/>
+            <w:tcMar>
+              <w:top w:w="85" w:type="dxa"/>
+              <w:left w:w="100" w:type="dxa"/>
+              <w:bottom w:w="85" w:type="dxa"/>
+              <w:right w:w="100" w:type="dxa"/>
+            </w:tcMar>
+            <w:vAlign w:val="center"/>
+          </w:tcPr>
+          <w:p>
+            <w:pPr>
+              <w:spacing w:after="0"/>
+              <w:rPr>
+                <w:sz w:val="24"/>
+                <w:szCs w:val="24"/>
+              </w:rPr>
+            </w:pPr>
+            <w:r>
+              <w:rPr>
+                <w:sz w:val="24"/>
+                <w:szCs w:val="24"/>
+              </w:rPr>
+              <w:t>☐ Switch</w:t>
+            </w:r>
+          </w:p>
+        </w:tc>
+      </w:tr>
+      <w:tr>
+        <w:trPr>
+          <w:jc w:val="center"/>
+        </w:trPr>
+        <w:tc>
+          <w:tcPr>
+            <w:tcW w:w="4876" w:type="dxa"/>
+            <w:tcMar>
+              <w:top w:w="85" w:type="dxa"/>
+              <w:left w:w="100" w:type="dxa"/>
+              <w:bottom w:w="85" w:type="dxa"/>
+              <w:right w:w="100" w:type="dxa"/>
+            </w:tcMar>
+            <w:vAlign w:val="center"/>
+          </w:tcPr>
+          <w:p>
+            <w:pPr>
+              <w:spacing w:after="0"/>
+              <w:rPr>
+                <w:sz w:val="24"/>
+                <w:szCs w:val="24"/>
+              </w:rPr>
+            </w:pPr>
+            <w:r>
+              <w:rPr>
+                <w:sz w:val="24"/>
+                <w:szCs w:val="24"/>
+              </w:rPr>
+              <w:t>☐ Browser</w:t>
+            </w:r>
+          </w:p>
+        </w:tc>
+        <w:tc>
+          <w:tcPr>
+            <w:tcW w:w="4876" w:type="dxa"/>
+            <w:tcMar>
+              <w:top w:w="85" w:type="dxa"/>
+              <w:left w:w="100" w:type="dxa"/>
+              <w:bottom w:w="85" w:type="dxa"/>
+              <w:right w:w="100" w:type="dxa"/>
+            </w:tcMar>
+            <w:vAlign w:val="center"/>
+          </w:tcPr>
+          <w:p>
+            <w:pPr>
+              <w:spacing w:after="0"/>
+              <w:rPr>
+                <w:sz w:val="24"/>
+                <w:szCs w:val="24"/>
+              </w:rPr>
+            </w:pPr>
+            <w:r>
+              <w:rPr>
+                <w:sz w:val="24"/>
+                <w:szCs w:val="24"/>
+              </w:rPr>
+              <w:t>☐ Printer</w:t>
+            </w:r>
+          </w:p>
+        </w:tc>
+      </w:tr>
+    </w:tbl>
+    <w:p>
+      <w:pPr>
+        <w:pStyle w:val="ListParagraph"/>
+        <w:keepNext/>
+        <w:spacing w:before="80" w:after="40"/>
+        <w:rPr>
+          <w:sz w:val="24"/>
+          <w:szCs w:val="24"/>
+          <w:lang w:val="el-GR"/>
+        </w:rPr>
+      </w:pPr>
+    </w:p>
+    <w:p>
+      <w:pPr>
+        <w:pStyle w:val="ListParagraph"/>
+        <w:keepNext/>
+        <w:numPr>
+          <w:ilvl w:val="0"/>
+          <w:numId w:val="10"/>
+        </w:numPr>
+        <w:spacing w:before="80" w:after="40"/>
+        <w:rPr>
+          <w:sz w:val="24"/>
+          <w:szCs w:val="24"/>
+          <w:lang w:val="el-GR"/>
+        </w:rPr>
+      </w:pPr>
+      <w:r>
+        <w:rPr>
+          <w:b/>
+          <w:sz w:val="24"/>
+          <w:szCs w:val="24"/>
+          <w:lang w:val="el-GR"/>
+        </w:rPr>
+        <w:t xml:space="preserve">Τι κάνει ο </w:t>
+      </w:r>
+      <w:r>
+        <w:rPr>
+          <w:b/>
+          <w:sz w:val="24"/>
+          <w:szCs w:val="24"/>
+        </w:rPr>
+        <w:t>DNS</w:t>
+      </w:r>
+      <w:r>
+        <w:rPr>
+          <w:b/>
+          <w:sz w:val="24"/>
+          <w:szCs w:val="24"/>
+          <w:lang w:val="el-GR"/>
+        </w:rPr>
+        <w:t xml:space="preserve"> </w:t>
+      </w:r>
+      <w:r>
+        <w:rPr>
+          <w:b/>
+          <w:sz w:val="24"/>
+          <w:szCs w:val="24"/>
+        </w:rPr>
+        <w:t>Server</w:t>
+      </w:r>
+      <w:r>
+        <w:rPr>
+          <w:b/>
+          <w:sz w:val="24"/>
+          <w:szCs w:val="24"/>
+          <w:lang w:val="el-GR"/>
+        </w:rPr>
+        <w:t>;  [1 μ.]</w:t>
+      </w:r>
+    </w:p>
+    <w:tbl>
+      <w:tblPr>
+        <w:tblW w:w="0" w:type="auto"/>
+        <w:jc w:val="center"/>
+        <w:tblBorders>
+          <w:top w:val="single" w:sz="0" w:space="0" w:color="FFFFFF"/>
+          <w:left w:val="single" w:sz="0" w:space="0" w:color="FFFFFF"/>
+          <w:bottom w:val="single" w:sz="0" w:space="0" w:color="FFFFFF"/>
+          <w:right w:val="single" w:sz="0" w:space="0" w:color="FFFFFF"/>
+          <w:insideH w:val="single" w:sz="0" w:space="0" w:color="FFFFFF"/>
+          <w:insideV w:val="single" w:sz="0" w:space="0" w:color="FFFFFF"/>
+        </w:tblBorders>
+        <w:tblLayout w:type="fixed"/>
+        <w:tblLook w:val="04A0" w:firstRow="1" w:lastRow="0" w:firstColumn="1" w:lastColumn="0" w:noHBand="0" w:noVBand="1"/>
+      </w:tblPr>
+      <w:tblGrid>
+        <w:gridCol w:w="4876"/>
+        <w:gridCol w:w="4876"/>
+      </w:tblGrid>
+      <w:tr>
+        <w:trPr>
+          <w:jc w:val="center"/>
+        </w:trPr>
+        <w:tc>
+          <w:tcPr>
+            <w:tcW w:w="4876" w:type="dxa"/>
+            <w:tcMar>
+              <w:top w:w="85" w:type="dxa"/>
+              <w:left w:w="100" w:type="dxa"/>
+              <w:bottom w:w="85" w:type="dxa"/>
+              <w:right w:w="100" w:type="dxa"/>
+            </w:tcMar>
+            <w:vAlign w:val="center"/>
+          </w:tcPr>
+          <w:p>
+            <w:pPr>
+              <w:spacing w:after="0"/>
+              <w:rPr>
+                <w:sz w:val="24"/>
+                <w:szCs w:val="24"/>
                 <w:lang w:val="el-GR"/>
               </w:rPr>
             </w:pPr>
             <w:r>
               <w:rPr>
-                <w:sz w:val="22"/>
+                <w:sz w:val="24"/>
+                <w:szCs w:val="24"/>
                 <w:lang w:val="el-GR"/>
               </w:rPr>
               <w:t xml:space="preserve">☐ Βρίσκει την </w:t>
             </w:r>
             <w:r>
               <w:rPr>
-                <w:sz w:val="22"/>
+                <w:sz w:val="24"/>
+                <w:szCs w:val="24"/>
               </w:rPr>
               <w:t>IP</w:t>
             </w:r>
             <w:r>
               <w:rPr>
-                <w:sz w:val="22"/>
+                <w:sz w:val="24"/>
+                <w:szCs w:val="24"/>
                 <w:lang w:val="el-GR"/>
               </w:rPr>
               <w:t xml:space="preserve"> ενός </w:t>
             </w:r>
             <w:r>
               <w:rPr>
-                <w:sz w:val="22"/>
+                <w:sz w:val="24"/>
+                <w:szCs w:val="24"/>
               </w:rPr>
               <w:t>domain</w:t>
             </w:r>
             <w:r>
               <w:rPr>
-                <w:sz w:val="22"/>
+                <w:sz w:val="24"/>
+                <w:szCs w:val="24"/>
                 <w:lang w:val="el-GR"/>
               </w:rPr>
               <w:t xml:space="preserve"> </w:t>
             </w:r>
             <w:r>
               <w:rPr>
-                <w:sz w:val="22"/>
+                <w:sz w:val="24"/>
+                <w:szCs w:val="24"/>
               </w:rPr>
               <w:t>name</w:t>
             </w:r>
@@ -1128,10 +1294,15 @@
           <w:p>
             <w:pPr>
               <w:spacing w:after="0"/>
+              <w:rPr>
+                <w:sz w:val="24"/>
+                <w:szCs w:val="24"/>
+              </w:rPr>
             </w:pPr>
             <w:r>
               <w:rPr>
-                <w:sz w:val="22"/>
+                <w:sz w:val="24"/>
+                <w:szCs w:val="24"/>
               </w:rPr>
               <w:t>☐ Βρίσκει ιούς</w:t>
             </w:r>
@@ -1156,10 +1327,15 @@
           <w:p>
             <w:pPr>
               <w:spacing w:after="0"/>
+              <w:rPr>
+                <w:sz w:val="24"/>
+                <w:szCs w:val="24"/>
+              </w:rPr>
             </w:pPr>
             <w:r>
               <w:rPr>
-                <w:sz w:val="22"/>
+                <w:sz w:val="24"/>
+                <w:szCs w:val="24"/>
               </w:rPr>
               <w:t>☐ Συνδέει καλώδια</w:t>
             </w:r>
@@ -1179,10 +1355,15 @@
           <w:p>
             <w:pPr>
               <w:spacing w:after="0"/>
+              <w:rPr>
+                <w:sz w:val="24"/>
+                <w:szCs w:val="24"/>
+              </w:rPr>
             </w:pPr>
             <w:r>
               <w:rPr>
-                <w:sz w:val="22"/>
+                <w:sz w:val="24"/>
+                <w:szCs w:val="24"/>
               </w:rPr>
               <w:t>☐ Αποθηκεύει passwords</w:t>
             </w:r>
@@ -1191,7 +1372,17 @@
       </w:tr>
     </w:tbl>
     <w:p>
+      <w:pPr>
+        <w:rPr>
+          <w:sz w:val="24"/>
+          <w:szCs w:val="24"/>
+        </w:rPr>
+      </w:pPr>
       <w:r>
+        <w:rPr>
+          <w:sz w:val="24"/>
+          <w:szCs w:val="24"/>
+        </w:rPr>
         <w:br w:type="page"/>
       </w:r>
     </w:p>
@@ -1205,12 +1396,16 @@
         </w:numPr>
         <w:spacing w:before="80" w:after="40"/>
         <w:rPr>
+          <w:sz w:val="24"/>
+          <w:szCs w:val="24"/>
           <w:lang w:val="el-GR"/>
         </w:rPr>
       </w:pPr>
       <w:r>
         <w:rPr>
           <w:b/>
+          <w:sz w:val="24"/>
+          <w:szCs w:val="24"/>
           <w:lang w:val="el-GR"/>
         </w:rPr>
         <w:lastRenderedPageBreak/>
@@ -1220,12 +1415,15 @@
     <w:p>
       <w:pPr>
         <w:rPr>
+          <w:sz w:val="24"/>
+          <w:szCs w:val="24"/>
           <w:lang w:val="el-GR"/>
         </w:rPr>
       </w:pPr>
       <w:r>
         <w:rPr>
-          <w:sz w:val="22"/>
+          <w:sz w:val="24"/>
+          <w:szCs w:val="24"/>
           <w:lang w:val="el-GR"/>
         </w:rPr>
         <w:t>Βάλε το σωστό γράμμα στο κενό.</w:t>
@@ -1234,50 +1432,61 @@
     <w:p>
       <w:pPr>
         <w:spacing w:after="120"/>
+        <w:rPr>
+          <w:sz w:val="24"/>
+          <w:szCs w:val="24"/>
+        </w:rPr>
       </w:pPr>
       <w:r>
         <w:rPr>
           <w:b/>
-          <w:sz w:val="22"/>
+          <w:sz w:val="24"/>
+          <w:szCs w:val="24"/>
         </w:rPr>
         <w:t>Α. Switch</w:t>
       </w:r>
       <w:r>
         <w:rPr>
-          <w:sz w:val="22"/>
+          <w:sz w:val="24"/>
+          <w:szCs w:val="24"/>
         </w:rPr>
         <w:t xml:space="preserve">     </w:t>
       </w:r>
       <w:r>
         <w:rPr>
           <w:b/>
-          <w:sz w:val="22"/>
+          <w:sz w:val="24"/>
+          <w:szCs w:val="24"/>
         </w:rPr>
         <w:t>Β. Router</w:t>
       </w:r>
       <w:r>
         <w:rPr>
-          <w:sz w:val="22"/>
+          <w:sz w:val="24"/>
+          <w:szCs w:val="24"/>
         </w:rPr>
         <w:t xml:space="preserve">     </w:t>
       </w:r>
       <w:r>
         <w:rPr>
           <w:b/>
-          <w:sz w:val="22"/>
+          <w:sz w:val="24"/>
+          <w:szCs w:val="24"/>
         </w:rPr>
         <w:t>Γ. Access Point</w:t>
       </w:r>
       <w:r>
         <w:rPr>
-          <w:sz w:val="22"/>
+          <w:sz w:val="24"/>
+          <w:szCs w:val="24"/>
         </w:rPr>
         <w:t xml:space="preserve">     </w:t>
       </w:r>
       <w:r>
         <w:rPr>
           <w:b/>
-          <w:sz w:val="22"/>
+          <w:sz w:val="24"/>
+          <w:szCs w:val="24"/>
         </w:rPr>
         <w:t>Δ. Modem</w:t>
       </w:r>
@@ -1321,11 +1530,16 @@
           <w:p>
             <w:pPr>
               <w:jc w:val="center"/>
+              <w:rPr>
+                <w:sz w:val="24"/>
+                <w:szCs w:val="24"/>
+              </w:rPr>
             </w:pPr>
             <w:r>
               <w:rPr>
                 <w:b/>
-                <w:sz w:val="21"/>
+                <w:sz w:val="24"/>
+                <w:szCs w:val="24"/>
               </w:rPr>
               <w:t>Γράμμα</w:t>
             </w:r>
@@ -1344,10 +1558,17 @@
             <w:vAlign w:val="center"/>
           </w:tcPr>
           <w:p>
+            <w:pPr>
+              <w:rPr>
+                <w:sz w:val="24"/>
+                <w:szCs w:val="24"/>
+              </w:rPr>
+            </w:pPr>
             <w:r>
               <w:rPr>
                 <w:b/>
-                <w:sz w:val="21"/>
+                <w:sz w:val="24"/>
+                <w:szCs w:val="24"/>
               </w:rPr>
               <w:t>Απλή περιγραφή</w:t>
             </w:r>
@@ -1372,10 +1593,16 @@
           <w:p>
             <w:pPr>
               <w:jc w:val="center"/>
+              <w:rPr>
+                <w:sz w:val="24"/>
+                <w:szCs w:val="24"/>
+              </w:rPr>
             </w:pPr>
             <w:r>
               <w:rPr>
                 <w:b/>
+                <w:sz w:val="24"/>
+                <w:szCs w:val="24"/>
               </w:rPr>
               <w:t>____</w:t>
             </w:r>
@@ -1395,38 +1622,45 @@
           <w:p>
             <w:pPr>
               <w:rPr>
+                <w:sz w:val="24"/>
+                <w:szCs w:val="24"/>
                 <w:lang w:val="el-GR"/>
               </w:rPr>
             </w:pPr>
             <w:r>
               <w:rPr>
-                <w:sz w:val="21"/>
+                <w:sz w:val="24"/>
+                <w:szCs w:val="24"/>
                 <w:lang w:val="el-GR"/>
               </w:rPr>
               <w:t>Δίνει ασύρματη σύνδεση (</w:t>
             </w:r>
             <w:r>
               <w:rPr>
-                <w:sz w:val="21"/>
+                <w:sz w:val="24"/>
+                <w:szCs w:val="24"/>
               </w:rPr>
               <w:t>Wi</w:t>
             </w:r>
             <w:r>
               <w:rPr>
-                <w:sz w:val="21"/>
+                <w:sz w:val="24"/>
+                <w:szCs w:val="24"/>
                 <w:lang w:val="el-GR"/>
               </w:rPr>
               <w:t>-</w:t>
             </w:r>
             <w:r>
               <w:rPr>
-                <w:sz w:val="21"/>
+                <w:sz w:val="24"/>
+                <w:szCs w:val="24"/>
               </w:rPr>
               <w:t>Fi</w:t>
             </w:r>
             <w:r>
               <w:rPr>
-                <w:sz w:val="21"/>
+                <w:sz w:val="24"/>
+                <w:szCs w:val="24"/>
                 <w:lang w:val="el-GR"/>
               </w:rPr>
               <w:t>).</w:t>
@@ -1452,10 +1686,16 @@
           <w:p>
             <w:pPr>
               <w:jc w:val="center"/>
+              <w:rPr>
+                <w:sz w:val="24"/>
+                <w:szCs w:val="24"/>
+              </w:rPr>
             </w:pPr>
             <w:r>
               <w:rPr>
                 <w:b/>
+                <w:sz w:val="24"/>
+                <w:szCs w:val="24"/>
               </w:rPr>
               <w:t>____</w:t>
             </w:r>
@@ -1473,9 +1713,16 @@
             <w:vAlign w:val="center"/>
           </w:tcPr>
           <w:p>
+            <w:pPr>
+              <w:rPr>
+                <w:sz w:val="24"/>
+                <w:szCs w:val="24"/>
+              </w:rPr>
+            </w:pPr>
             <w:r>
               <w:rPr>
-                <w:sz w:val="21"/>
+                <w:sz w:val="24"/>
+                <w:szCs w:val="24"/>
               </w:rPr>
               <w:t>Συνδέει διαφορετικά δίκτυα.</w:t>
             </w:r>
@@ -1500,10 +1747,16 @@
           <w:p>
             <w:pPr>
               <w:jc w:val="center"/>
+              <w:rPr>
+                <w:sz w:val="24"/>
+                <w:szCs w:val="24"/>
+              </w:rPr>
             </w:pPr>
             <w:r>
               <w:rPr>
                 <w:b/>
+                <w:sz w:val="24"/>
+                <w:szCs w:val="24"/>
               </w:rPr>
               <w:t>____</w:t>
             </w:r>
@@ -1523,25 +1776,30 @@
           <w:p>
             <w:pPr>
               <w:rPr>
+                <w:sz w:val="24"/>
+                <w:szCs w:val="24"/>
                 <w:lang w:val="el-GR"/>
               </w:rPr>
             </w:pPr>
             <w:r>
               <w:rPr>
-                <w:sz w:val="21"/>
+                <w:sz w:val="24"/>
+                <w:szCs w:val="24"/>
                 <w:lang w:val="el-GR"/>
               </w:rPr>
               <w:t xml:space="preserve">Συνδέει υπολογιστές στο ίδιο </w:t>
             </w:r>
             <w:r>
               <w:rPr>
-                <w:sz w:val="21"/>
+                <w:sz w:val="24"/>
+                <w:szCs w:val="24"/>
               </w:rPr>
               <w:t>LAN</w:t>
             </w:r>
             <w:r>
               <w:rPr>
-                <w:sz w:val="21"/>
+                <w:sz w:val="24"/>
+                <w:szCs w:val="24"/>
                 <w:lang w:val="el-GR"/>
               </w:rPr>
               <w:t>.</w:t>
@@ -1567,10 +1825,16 @@
           <w:p>
             <w:pPr>
               <w:jc w:val="center"/>
+              <w:rPr>
+                <w:sz w:val="24"/>
+                <w:szCs w:val="24"/>
+              </w:rPr>
             </w:pPr>
             <w:r>
               <w:rPr>
                 <w:b/>
+                <w:sz w:val="24"/>
+                <w:szCs w:val="24"/>
               </w:rPr>
               <w:t>____</w:t>
             </w:r>
@@ -1588,9 +1852,16 @@
             <w:vAlign w:val="center"/>
           </w:tcPr>
           <w:p>
+            <w:pPr>
+              <w:rPr>
+                <w:sz w:val="24"/>
+                <w:szCs w:val="24"/>
+              </w:rPr>
+            </w:pPr>
             <w:r>
               <w:rPr>
-                <w:sz w:val="21"/>
+                <w:sz w:val="24"/>
+                <w:szCs w:val="24"/>
               </w:rPr>
               <w:t>Συνδέει το δίκτυο με τον Internet Service Provider.</w:t>
             </w:r>
@@ -1601,6 +1872,10 @@
     <w:p>
       <w:pPr>
         <w:spacing w:after="100"/>
+        <w:rPr>
+          <w:sz w:val="24"/>
+          <w:szCs w:val="24"/>
+        </w:rPr>
       </w:pPr>
     </w:p>
     <w:p>
@@ -1609,6 +1884,8 @@
         <w:keepNext/>
         <w:spacing w:before="80" w:after="40"/>
         <w:rPr>
+          <w:sz w:val="24"/>
+          <w:szCs w:val="24"/>
           <w:lang w:val="en-GB"/>
         </w:rPr>
       </w:pPr>
@@ -1623,12 +1900,16 @@
         </w:numPr>
         <w:spacing w:before="80" w:after="40"/>
         <w:rPr>
+          <w:sz w:val="24"/>
+          <w:szCs w:val="24"/>
           <w:lang w:val="el-GR"/>
         </w:rPr>
       </w:pPr>
       <w:r>
         <w:rPr>
           <w:b/>
+          <w:sz w:val="24"/>
+          <w:szCs w:val="24"/>
           <w:lang w:val="el-GR"/>
         </w:rPr>
         <w:t>Αντιστοίχισε την εντολή με τη δουλειά της.  [3 μ.]</w:t>
@@ -1637,12 +1918,15 @@
     <w:p>
       <w:pPr>
         <w:rPr>
+          <w:sz w:val="24"/>
+          <w:szCs w:val="24"/>
           <w:lang w:val="el-GR"/>
         </w:rPr>
       </w:pPr>
       <w:r>
         <w:rPr>
-          <w:sz w:val="22"/>
+          <w:sz w:val="24"/>
+          <w:szCs w:val="24"/>
           <w:lang w:val="el-GR"/>
         </w:rPr>
         <w:t>Βάλε το σωστό γράμμα στο κενό.</w:t>
@@ -1651,37 +1935,46 @@
     <w:p>
       <w:pPr>
         <w:spacing w:after="120"/>
+        <w:rPr>
+          <w:sz w:val="24"/>
+          <w:szCs w:val="24"/>
+        </w:rPr>
       </w:pPr>
       <w:r>
         <w:rPr>
           <w:b/>
-          <w:sz w:val="22"/>
+          <w:sz w:val="24"/>
+          <w:szCs w:val="24"/>
         </w:rPr>
         <w:t>Α. ping</w:t>
       </w:r>
       <w:r>
         <w:rPr>
-          <w:sz w:val="22"/>
+          <w:sz w:val="24"/>
+          <w:szCs w:val="24"/>
         </w:rPr>
         <w:t xml:space="preserve">     </w:t>
       </w:r>
       <w:r>
         <w:rPr>
           <w:b/>
-          <w:sz w:val="22"/>
+          <w:sz w:val="24"/>
+          <w:szCs w:val="24"/>
         </w:rPr>
         <w:t>Β. ipconfig</w:t>
       </w:r>
       <w:r>
         <w:rPr>
-          <w:sz w:val="22"/>
+          <w:sz w:val="24"/>
+          <w:szCs w:val="24"/>
         </w:rPr>
         <w:t xml:space="preserve">     </w:t>
       </w:r>
       <w:r>
         <w:rPr>
           <w:b/>
-          <w:sz w:val="22"/>
+          <w:sz w:val="24"/>
+          <w:szCs w:val="24"/>
         </w:rPr>
         <w:t>Γ. nslookup</w:t>
       </w:r>
@@ -1725,11 +2018,16 @@
           <w:p>
             <w:pPr>
               <w:jc w:val="center"/>
+              <w:rPr>
+                <w:sz w:val="24"/>
+                <w:szCs w:val="24"/>
+              </w:rPr>
             </w:pPr>
             <w:r>
               <w:rPr>
                 <w:b/>
-                <w:sz w:val="21"/>
+                <w:sz w:val="24"/>
+                <w:szCs w:val="24"/>
               </w:rPr>
               <w:t>Γράμμα</w:t>
             </w:r>
@@ -1748,10 +2046,17 @@
             <w:vAlign w:val="center"/>
           </w:tcPr>
           <w:p>
+            <w:pPr>
+              <w:rPr>
+                <w:sz w:val="24"/>
+                <w:szCs w:val="24"/>
+              </w:rPr>
+            </w:pPr>
             <w:r>
               <w:rPr>
                 <w:b/>
-                <w:sz w:val="21"/>
+                <w:sz w:val="24"/>
+                <w:szCs w:val="24"/>
               </w:rPr>
               <w:t>Απλή περιγραφή</w:t>
             </w:r>
@@ -1776,10 +2081,16 @@
           <w:p>
             <w:pPr>
               <w:jc w:val="center"/>
+              <w:rPr>
+                <w:sz w:val="24"/>
+                <w:szCs w:val="24"/>
+              </w:rPr>
             </w:pPr>
             <w:r>
               <w:rPr>
                 <w:b/>
+                <w:sz w:val="24"/>
+                <w:szCs w:val="24"/>
               </w:rPr>
               <w:t>____</w:t>
             </w:r>
@@ -1797,9 +2108,16 @@
             <w:vAlign w:val="center"/>
           </w:tcPr>
           <w:p>
+            <w:pPr>
+              <w:rPr>
+                <w:sz w:val="24"/>
+                <w:szCs w:val="24"/>
+              </w:rPr>
+            </w:pPr>
             <w:r>
               <w:rPr>
-                <w:sz w:val="21"/>
+                <w:sz w:val="24"/>
+                <w:szCs w:val="24"/>
               </w:rPr>
               <w:t>Δείχνει τις ρυθμίσεις δικτύου.</w:t>
             </w:r>
@@ -1824,10 +2142,16 @@
           <w:p>
             <w:pPr>
               <w:jc w:val="center"/>
+              <w:rPr>
+                <w:sz w:val="24"/>
+                <w:szCs w:val="24"/>
+              </w:rPr>
             </w:pPr>
             <w:r>
               <w:rPr>
                 <w:b/>
+                <w:sz w:val="24"/>
+                <w:szCs w:val="24"/>
               </w:rPr>
               <w:t>____</w:t>
             </w:r>
@@ -1847,12 +2171,15 @@
           <w:p>
             <w:pPr>
               <w:rPr>
+                <w:sz w:val="24"/>
+                <w:szCs w:val="24"/>
                 <w:lang w:val="el-GR"/>
               </w:rPr>
             </w:pPr>
             <w:r>
               <w:rPr>
-                <w:sz w:val="21"/>
+                <w:sz w:val="24"/>
+                <w:szCs w:val="24"/>
                 <w:lang w:val="el-GR"/>
               </w:rPr>
               <w:t>Ελέγχει αν μία συσκευή απαντά.</w:t>
@@ -1878,10 +2205,16 @@
           <w:p>
             <w:pPr>
               <w:jc w:val="center"/>
+              <w:rPr>
+                <w:sz w:val="24"/>
+                <w:szCs w:val="24"/>
+              </w:rPr>
             </w:pPr>
             <w:r>
               <w:rPr>
                 <w:b/>
+                <w:sz w:val="24"/>
+                <w:szCs w:val="24"/>
               </w:rPr>
               <w:t>____</w:t>
             </w:r>
@@ -1899,9 +2232,16 @@
             <w:vAlign w:val="center"/>
           </w:tcPr>
           <w:p>
+            <w:pPr>
+              <w:rPr>
+                <w:sz w:val="24"/>
+                <w:szCs w:val="24"/>
+              </w:rPr>
+            </w:pPr>
             <w:r>
               <w:rPr>
-                <w:sz w:val="21"/>
+                <w:sz w:val="24"/>
+                <w:szCs w:val="24"/>
               </w:rPr>
               <w:t>Βρίσκει την IP Address ενός domain name.</w:t>
             </w:r>
@@ -1912,6 +2252,8 @@
     <w:p>
       <w:pPr>
         <w:rPr>
+          <w:sz w:val="24"/>
+          <w:szCs w:val="24"/>
           <w:lang w:val="en-GB"/>
         </w:rPr>
       </w:pPr>
@@ -1919,6 +2261,8 @@
     <w:p>
       <w:pPr>
         <w:rPr>
+          <w:sz w:val="24"/>
+          <w:szCs w:val="24"/>
           <w:lang w:val="en-GB"/>
         </w:rPr>
       </w:pPr>
@@ -1926,6 +2270,8 @@
     <w:p>
       <w:pPr>
         <w:rPr>
+          <w:sz w:val="24"/>
+          <w:szCs w:val="24"/>
           <w:lang w:val="en-GB"/>
         </w:rPr>
       </w:pPr>
@@ -1933,101 +2279,102 @@
     <w:p>
       <w:pPr>
         <w:rPr>
+          <w:b/>
+          <w:sz w:val="24"/>
+          <w:szCs w:val="24"/>
           <w:lang w:val="el-GR"/>
         </w:rPr>
       </w:pPr>
       <w:r>
         <w:rPr>
           <w:b/>
+          <w:sz w:val="24"/>
+          <w:szCs w:val="24"/>
+          <w:lang w:val="el-GR"/>
+        </w:rPr>
+        <w:t>Ερωτήσεις 8-12</w:t>
+      </w:r>
+      <w:r>
+        <w:rPr>
+          <w:b/>
+          <w:sz w:val="24"/>
+          <w:szCs w:val="24"/>
+          <w:lang w:val="el-GR"/>
+        </w:rPr>
+        <w:t xml:space="preserve"> - </w:t>
+      </w:r>
+      <w:r>
+        <w:rPr>
+          <w:b/>
+          <w:sz w:val="24"/>
+          <w:szCs w:val="24"/>
           <w:lang w:val="el-GR"/>
         </w:rPr>
         <w:t>Γράψε μόνο μία λέξη σε κάθε κενό.</w:t>
       </w:r>
     </w:p>
-    <w:tbl>
-      <w:tblPr>
-        <w:tblW w:w="0" w:type="auto"/>
-        <w:jc w:val="center"/>
-        <w:tblBorders>
-          <w:top w:val="single" w:sz="7" w:space="0" w:color="C9D5DF"/>
-          <w:left w:val="single" w:sz="7" w:space="0" w:color="C9D5DF"/>
-          <w:bottom w:val="single" w:sz="7" w:space="0" w:color="C9D5DF"/>
-          <w:right w:val="single" w:sz="7" w:space="0" w:color="C9D5DF"/>
-          <w:insideH w:val="single" w:sz="7" w:space="0" w:color="C9D5DF"/>
-          <w:insideV w:val="single" w:sz="7" w:space="0" w:color="C9D5DF"/>
-        </w:tblBorders>
-        <w:tblLayout w:type="fixed"/>
-        <w:tblLook w:val="04A0" w:firstRow="1" w:lastRow="0" w:firstColumn="1" w:lastColumn="0" w:noHBand="0" w:noVBand="1"/>
-      </w:tblPr>
-      <w:tblGrid>
-        <w:gridCol w:w="7824"/>
-        <w:gridCol w:w="1928"/>
-      </w:tblGrid>
-      <w:tr>
-        <w:trPr>
-          <w:jc w:val="center"/>
-        </w:trPr>
-        <w:tc>
-          <w:tcPr>
-            <w:tcW w:w="7824" w:type="dxa"/>
-            <w:tcMar>
-              <w:top w:w="85" w:type="dxa"/>
-              <w:left w:w="100" w:type="dxa"/>
-              <w:bottom w:w="85" w:type="dxa"/>
-              <w:right w:w="100" w:type="dxa"/>
-            </w:tcMar>
-            <w:vAlign w:val="center"/>
-          </w:tcPr>
-          <w:p>
-            <w:pPr>
-              <w:pStyle w:val="ListParagraph"/>
-              <w:keepNext/>
-              <w:numPr>
-                <w:ilvl w:val="0"/>
-                <w:numId w:val="10"/>
-              </w:numPr>
-              <w:spacing w:before="80" w:after="40"/>
-              <w:rPr>
-                <w:lang w:val="el-GR"/>
-              </w:rPr>
-            </w:pPr>
-            <w:r>
-              <w:rPr>
-                <w:b/>
-                <w:lang w:val="el-GR"/>
-              </w:rPr>
-              <w:t>Το μικρό τοπικό δίκτυο λέγεται:  [1 μ.]</w:t>
-            </w:r>
-          </w:p>
-        </w:tc>
-        <w:tc>
-          <w:tcPr>
-            <w:tcW w:w="1928" w:type="dxa"/>
-            <w:tcMar>
-              <w:top w:w="85" w:type="dxa"/>
-              <w:left w:w="100" w:type="dxa"/>
-              <w:bottom w:w="85" w:type="dxa"/>
-              <w:right w:w="100" w:type="dxa"/>
-            </w:tcMar>
-            <w:vAlign w:val="center"/>
-          </w:tcPr>
-          <w:p>
-            <w:pPr>
-              <w:jc w:val="center"/>
-            </w:pPr>
-            <w:r>
-              <w:rPr>
-                <w:sz w:val="22"/>
-              </w:rPr>
-              <w:t>________________</w:t>
-            </w:r>
-          </w:p>
-        </w:tc>
-      </w:tr>
-    </w:tbl>
     <w:p>
       <w:pPr>
-        <w:spacing w:after="60"/>
+        <w:spacing w:before="240"/>
+        <w:rPr>
+          <w:sz w:val="24"/>
+          <w:szCs w:val="24"/>
+          <w:lang w:val="en-GB"/>
+        </w:rPr>
+      </w:pPr>
+      <w:r>
+        <w:rPr>
+          <w:b/>
+          <w:sz w:val="24"/>
+          <w:szCs w:val="24"/>
+        </w:rPr>
+        <w:t>Λέξεις βοήθειας:</w:t>
+      </w:r>
+      <w:r>
+        <w:rPr>
+          <w:sz w:val="24"/>
+          <w:szCs w:val="24"/>
+        </w:rPr>
+        <w:t xml:space="preserve">  ping      •   IP   •   Router   •   Phishing</w:t>
+      </w:r>
+      <w:r>
+        <w:rPr>
+          <w:sz w:val="24"/>
+          <w:szCs w:val="24"/>
+          <w:lang w:val="en-GB"/>
+        </w:rPr>
+        <w:t xml:space="preserve">  </w:t>
+      </w:r>
+      <w:r>
+        <w:rPr>
+          <w:sz w:val="24"/>
+          <w:szCs w:val="24"/>
+        </w:rPr>
+        <w:t>•</w:t>
+      </w:r>
+      <w:r>
+        <w:rPr>
+          <w:sz w:val="24"/>
+          <w:szCs w:val="24"/>
+          <w:lang w:val="en-GB"/>
+        </w:rPr>
+        <w:t xml:space="preserve">   </w:t>
+      </w:r>
+      <w:r>
+        <w:rPr>
+          <w:sz w:val="24"/>
+          <w:szCs w:val="24"/>
+        </w:rPr>
+        <w:t>LAN</w:t>
+      </w:r>
+    </w:p>
+    <w:p>
+      <w:pPr>
+        <w:rPr>
+          <w:sz w:val="24"/>
+          <w:szCs w:val="24"/>
+          <w:lang w:val="en-GB"/>
+        </w:rPr>
       </w:pPr>
     </w:p>
     <w:tbl>
@@ -2074,15 +2421,19 @@
               </w:numPr>
               <w:spacing w:before="80" w:after="40"/>
               <w:rPr>
+                <w:sz w:val="24"/>
+                <w:szCs w:val="24"/>
                 <w:lang w:val="el-GR"/>
               </w:rPr>
             </w:pPr>
             <w:r>
               <w:rPr>
                 <w:b/>
+                <w:sz w:val="24"/>
+                <w:szCs w:val="24"/>
                 <w:lang w:val="el-GR"/>
               </w:rPr>
-              <w:t>Η διεύθυνση μιας συσκευής στο δίκτυο λέγεται:  [1 μ.]</w:t>
+              <w:t>Το μικρό τοπικό δίκτυο λέγεται:  [1 μ.]</w:t>
             </w:r>
           </w:p>
         </w:tc>
@@ -2100,10 +2451,15 @@
           <w:p>
             <w:pPr>
               <w:jc w:val="center"/>
+              <w:rPr>
+                <w:sz w:val="24"/>
+                <w:szCs w:val="24"/>
+              </w:rPr>
             </w:pPr>
             <w:r>
               <w:rPr>
-                <w:sz w:val="22"/>
+                <w:sz w:val="24"/>
+                <w:szCs w:val="24"/>
               </w:rPr>
               <w:t>________________</w:t>
             </w:r>
@@ -2114,6 +2470,10 @@
     <w:p>
       <w:pPr>
         <w:spacing w:after="60"/>
+        <w:rPr>
+          <w:sz w:val="24"/>
+          <w:szCs w:val="24"/>
+        </w:rPr>
       </w:pPr>
     </w:p>
     <w:tbl>
@@ -2160,15 +2520,19 @@
               </w:numPr>
               <w:spacing w:before="80" w:after="40"/>
               <w:rPr>
+                <w:sz w:val="24"/>
+                <w:szCs w:val="24"/>
                 <w:lang w:val="el-GR"/>
               </w:rPr>
             </w:pPr>
             <w:r>
               <w:rPr>
                 <w:b/>
+                <w:sz w:val="24"/>
+                <w:szCs w:val="24"/>
                 <w:lang w:val="el-GR"/>
               </w:rPr>
-              <w:t>Η συσκευή που συνδέει διαφορετικά δίκτυα είναι το:  [1 μ.]</w:t>
+              <w:t>Η διεύθυνση μιας συσκευής στο δίκτυο λέγεται:  [1 μ.]</w:t>
             </w:r>
           </w:p>
         </w:tc>
@@ -2186,10 +2550,15 @@
           <w:p>
             <w:pPr>
               <w:jc w:val="center"/>
+              <w:rPr>
+                <w:sz w:val="24"/>
+                <w:szCs w:val="24"/>
+              </w:rPr>
             </w:pPr>
             <w:r>
               <w:rPr>
-                <w:sz w:val="22"/>
+                <w:sz w:val="24"/>
+                <w:szCs w:val="24"/>
               </w:rPr>
               <w:t>________________</w:t>
             </w:r>
@@ -2200,6 +2569,10 @@
     <w:p>
       <w:pPr>
         <w:spacing w:after="60"/>
+        <w:rPr>
+          <w:sz w:val="24"/>
+          <w:szCs w:val="24"/>
+        </w:rPr>
       </w:pPr>
     </w:p>
     <w:tbl>
@@ -2246,43 +2619,19 @@
               </w:numPr>
               <w:spacing w:before="80" w:after="40"/>
               <w:rPr>
+                <w:sz w:val="24"/>
+                <w:szCs w:val="24"/>
                 <w:lang w:val="el-GR"/>
               </w:rPr>
             </w:pPr>
             <w:r>
               <w:rPr>
                 <w:b/>
+                <w:sz w:val="24"/>
+                <w:szCs w:val="24"/>
                 <w:lang w:val="el-GR"/>
               </w:rPr>
-              <w:t xml:space="preserve">Η εντολή </w:t>
-            </w:r>
-            <w:r>
-              <w:rPr>
-                <w:b/>
-                <w:lang w:val="el-GR"/>
-              </w:rPr>
-              <w:t xml:space="preserve">που </w:t>
-            </w:r>
-            <w:r>
-              <w:rPr>
-                <w:b/>
-                <w:lang w:val="el-GR"/>
-              </w:rPr>
-              <w:t>ελέγχ</w:t>
-            </w:r>
-            <w:r>
-              <w:rPr>
-                <w:b/>
-                <w:lang w:val="el-GR"/>
-              </w:rPr>
-              <w:t>ει αν απαντά μια συσκευή</w:t>
-            </w:r>
-            <w:r>
-              <w:rPr>
-                <w:b/>
-                <w:lang w:val="el-GR"/>
-              </w:rPr>
-              <w:t xml:space="preserve"> :  [1 μ.]</w:t>
+              <w:t>Η συσκευή που συνδέει διαφορετικά δίκτυα είναι το:  [1 μ.]</w:t>
             </w:r>
           </w:p>
         </w:tc>
@@ -2300,10 +2649,15 @@
           <w:p>
             <w:pPr>
               <w:jc w:val="center"/>
+              <w:rPr>
+                <w:sz w:val="24"/>
+                <w:szCs w:val="24"/>
+              </w:rPr>
             </w:pPr>
             <w:r>
               <w:rPr>
-                <w:sz w:val="22"/>
+                <w:sz w:val="24"/>
+                <w:szCs w:val="24"/>
               </w:rPr>
               <w:t>________________</w:t>
             </w:r>
@@ -2314,6 +2668,10 @@
     <w:p>
       <w:pPr>
         <w:spacing w:after="60"/>
+        <w:rPr>
+          <w:sz w:val="24"/>
+          <w:szCs w:val="24"/>
+        </w:rPr>
       </w:pPr>
     </w:p>
     <w:tbl>
@@ -2360,12 +2718,152 @@
               </w:numPr>
               <w:spacing w:before="80" w:after="40"/>
               <w:rPr>
+                <w:sz w:val="24"/>
+                <w:szCs w:val="24"/>
                 <w:lang w:val="el-GR"/>
               </w:rPr>
             </w:pPr>
             <w:r>
               <w:rPr>
                 <w:b/>
+                <w:sz w:val="24"/>
+                <w:szCs w:val="24"/>
+                <w:lang w:val="el-GR"/>
+              </w:rPr>
+              <w:lastRenderedPageBreak/>
+              <w:t xml:space="preserve">Η εντολή </w:t>
+            </w:r>
+            <w:r>
+              <w:rPr>
+                <w:b/>
+                <w:sz w:val="24"/>
+                <w:szCs w:val="24"/>
+                <w:lang w:val="el-GR"/>
+              </w:rPr>
+              <w:t xml:space="preserve">που </w:t>
+            </w:r>
+            <w:r>
+              <w:rPr>
+                <w:b/>
+                <w:sz w:val="24"/>
+                <w:szCs w:val="24"/>
+                <w:lang w:val="el-GR"/>
+              </w:rPr>
+              <w:t>ελέγχ</w:t>
+            </w:r>
+            <w:r>
+              <w:rPr>
+                <w:b/>
+                <w:sz w:val="24"/>
+                <w:szCs w:val="24"/>
+                <w:lang w:val="el-GR"/>
+              </w:rPr>
+              <w:t>ει αν απαντά μια συσκευή</w:t>
+            </w:r>
+            <w:r>
+              <w:rPr>
+                <w:b/>
+                <w:sz w:val="24"/>
+                <w:szCs w:val="24"/>
+                <w:lang w:val="el-GR"/>
+              </w:rPr>
+              <w:t xml:space="preserve"> :  [1 μ.]</w:t>
+            </w:r>
+          </w:p>
+        </w:tc>
+        <w:tc>
+          <w:tcPr>
+            <w:tcW w:w="1928" w:type="dxa"/>
+            <w:tcMar>
+              <w:top w:w="85" w:type="dxa"/>
+              <w:left w:w="100" w:type="dxa"/>
+              <w:bottom w:w="85" w:type="dxa"/>
+              <w:right w:w="100" w:type="dxa"/>
+            </w:tcMar>
+            <w:vAlign w:val="center"/>
+          </w:tcPr>
+          <w:p>
+            <w:pPr>
+              <w:jc w:val="center"/>
+              <w:rPr>
+                <w:sz w:val="24"/>
+                <w:szCs w:val="24"/>
+              </w:rPr>
+            </w:pPr>
+            <w:r>
+              <w:rPr>
+                <w:sz w:val="24"/>
+                <w:szCs w:val="24"/>
+              </w:rPr>
+              <w:t>________________</w:t>
+            </w:r>
+          </w:p>
+        </w:tc>
+      </w:tr>
+    </w:tbl>
+    <w:p>
+      <w:pPr>
+        <w:spacing w:after="60"/>
+        <w:rPr>
+          <w:sz w:val="24"/>
+          <w:szCs w:val="24"/>
+        </w:rPr>
+      </w:pPr>
+    </w:p>
+    <w:tbl>
+      <w:tblPr>
+        <w:tblW w:w="0" w:type="auto"/>
+        <w:jc w:val="center"/>
+        <w:tblBorders>
+          <w:top w:val="single" w:sz="7" w:space="0" w:color="C9D5DF"/>
+          <w:left w:val="single" w:sz="7" w:space="0" w:color="C9D5DF"/>
+          <w:bottom w:val="single" w:sz="7" w:space="0" w:color="C9D5DF"/>
+          <w:right w:val="single" w:sz="7" w:space="0" w:color="C9D5DF"/>
+          <w:insideH w:val="single" w:sz="7" w:space="0" w:color="C9D5DF"/>
+          <w:insideV w:val="single" w:sz="7" w:space="0" w:color="C9D5DF"/>
+        </w:tblBorders>
+        <w:tblLayout w:type="fixed"/>
+        <w:tblLook w:val="04A0" w:firstRow="1" w:lastRow="0" w:firstColumn="1" w:lastColumn="0" w:noHBand="0" w:noVBand="1"/>
+      </w:tblPr>
+      <w:tblGrid>
+        <w:gridCol w:w="7824"/>
+        <w:gridCol w:w="1928"/>
+      </w:tblGrid>
+      <w:tr>
+        <w:trPr>
+          <w:jc w:val="center"/>
+        </w:trPr>
+        <w:tc>
+          <w:tcPr>
+            <w:tcW w:w="7824" w:type="dxa"/>
+            <w:tcMar>
+              <w:top w:w="85" w:type="dxa"/>
+              <w:left w:w="100" w:type="dxa"/>
+              <w:bottom w:w="85" w:type="dxa"/>
+              <w:right w:w="100" w:type="dxa"/>
+            </w:tcMar>
+            <w:vAlign w:val="center"/>
+          </w:tcPr>
+          <w:p>
+            <w:pPr>
+              <w:pStyle w:val="ListParagraph"/>
+              <w:keepNext/>
+              <w:numPr>
+                <w:ilvl w:val="0"/>
+                <w:numId w:val="10"/>
+              </w:numPr>
+              <w:spacing w:before="80" w:after="40"/>
+              <w:rPr>
+                <w:sz w:val="24"/>
+                <w:szCs w:val="24"/>
+                <w:lang w:val="el-GR"/>
+              </w:rPr>
+            </w:pPr>
+            <w:r>
+              <w:rPr>
+                <w:b/>
+                <w:sz w:val="24"/>
+                <w:szCs w:val="24"/>
                 <w:lang w:val="el-GR"/>
               </w:rPr>
               <w:t xml:space="preserve"> Το ψεύτικο μήνυμα που ζητά </w:t>
@@ -2373,12 +2871,16 @@
             <w:r>
               <w:rPr>
                 <w:b/>
+                <w:sz w:val="24"/>
+                <w:szCs w:val="24"/>
               </w:rPr>
               <w:t>password</w:t>
             </w:r>
             <w:r>
               <w:rPr>
                 <w:b/>
+                <w:sz w:val="24"/>
+                <w:szCs w:val="24"/>
                 <w:lang w:val="el-GR"/>
               </w:rPr>
               <w:t xml:space="preserve"> λέγεται:  [1 μ.]</w:t>
@@ -2399,10 +2901,15 @@
           <w:p>
             <w:pPr>
               <w:jc w:val="center"/>
+              <w:rPr>
+                <w:sz w:val="24"/>
+                <w:szCs w:val="24"/>
+              </w:rPr>
             </w:pPr>
             <w:r>
               <w:rPr>
-                <w:sz w:val="22"/>
+                <w:sz w:val="24"/>
+                <w:szCs w:val="24"/>
               </w:rPr>
               <w:t>________________</w:t>
             </w:r>
@@ -2415,91 +2922,63 @@
         <w:spacing w:before="240"/>
         <w:rPr>
           <w:b/>
-          <w:sz w:val="22"/>
+          <w:sz w:val="24"/>
+          <w:szCs w:val="24"/>
           <w:lang w:val="el-GR"/>
         </w:rPr>
       </w:pPr>
     </w:p>
     <w:p>
       <w:pPr>
-        <w:spacing w:before="240"/>
-        <w:rPr>
-          <w:lang w:val="en-GB"/>
-        </w:rPr>
-      </w:pPr>
-      <w:r>
+        <w:pStyle w:val="ListParagraph"/>
+        <w:keepNext/>
+        <w:numPr>
+          <w:ilvl w:val="0"/>
+          <w:numId w:val="10"/>
+        </w:numPr>
+        <w:spacing w:before="80" w:after="40"/>
         <w:rPr>
           <w:b/>
-          <w:sz w:val="22"/>
-        </w:rPr>
-        <w:t>Λέξεις βοήθειας:</w:t>
-      </w:r>
-      <w:r>
-        <w:rPr>
-          <w:sz w:val="22"/>
-        </w:rPr>
-        <w:t xml:space="preserve">  </w:t>
-      </w:r>
-      <w:r>
-        <w:rPr>
-          <w:sz w:val="22"/>
-        </w:rPr>
-        <w:t xml:space="preserve">ping   </w:t>
-      </w:r>
-      <w:r>
-        <w:rPr>
-          <w:sz w:val="22"/>
-        </w:rPr>
-        <w:t xml:space="preserve">   •   IP   •   Router   •   Phishing</w:t>
-      </w:r>
-      <w:r>
-        <w:rPr>
-          <w:sz w:val="22"/>
-          <w:lang w:val="en-GB"/>
-        </w:rPr>
-        <w:t xml:space="preserve">  </w:t>
-      </w:r>
-      <w:r>
-        <w:rPr>
-          <w:sz w:val="22"/>
-        </w:rPr>
-        <w:t>•</w:t>
-      </w:r>
-      <w:r>
-        <w:rPr>
-          <w:sz w:val="22"/>
-          <w:lang w:val="en-GB"/>
-        </w:rPr>
-        <w:t xml:space="preserve"> </w:t>
-      </w:r>
-      <w:r>
-        <w:rPr>
-          <w:sz w:val="22"/>
-          <w:lang w:val="en-GB"/>
-        </w:rPr>
-        <w:t xml:space="preserve">  </w:t>
-      </w:r>
-      <w:r>
-        <w:rPr>
-          <w:sz w:val="22"/>
-        </w:rPr>
-        <w:t>LAN</w:t>
-      </w:r>
-    </w:p>
-    <w:p>
-      <w:pPr>
-        <w:spacing w:after="160"/>
-        <w:rPr>
+          <w:sz w:val="24"/>
+          <w:szCs w:val="24"/>
           <w:lang w:val="el-GR"/>
         </w:rPr>
       </w:pPr>
       <w:r>
         <w:rPr>
           <w:b/>
+          <w:sz w:val="24"/>
+          <w:szCs w:val="24"/>
           <w:lang w:val="el-GR"/>
         </w:rPr>
-        <w:lastRenderedPageBreak/>
-        <w:t xml:space="preserve">Διάλεξε μία απάντηση. </w:t>
+        <w:t xml:space="preserve">Στο εργαστήριο μας έχουμε </w:t>
+      </w:r>
+      <w:r>
+        <w:rPr>
+          <w:b/>
+          <w:sz w:val="24"/>
+          <w:szCs w:val="24"/>
+          <w:lang w:val="el-GR"/>
+        </w:rPr>
+        <w:t xml:space="preserve">τους πιο κάτω </w:t>
+      </w:r>
+      <w:r>
+        <w:rPr>
+          <w:b/>
+          <w:sz w:val="24"/>
+          <w:szCs w:val="24"/>
+          <w:lang w:val="el-GR"/>
+        </w:rPr>
+        <w:t xml:space="preserve">2 υπολογιστές  </w:t>
+      </w:r>
+      <w:r>
+        <w:rPr>
+          <w:b/>
+          <w:sz w:val="24"/>
+          <w:szCs w:val="24"/>
+          <w:lang w:val="el-GR"/>
+        </w:rPr>
+        <w:t>[1 μ.]</w:t>
       </w:r>
     </w:p>
     <w:tbl>
@@ -2527,7 +3006,6 @@
         <w:tc>
           <w:tcPr>
             <w:tcW w:w="9751" w:type="dxa"/>
-            <w:shd w:val="clear" w:color="auto" w:fill="D9E5F3"/>
             <w:tcMar>
               <w:top w:w="85" w:type="dxa"/>
               <w:left w:w="100" w:type="dxa"/>
@@ -2538,40 +3016,89 @@
           </w:tcPr>
           <w:p>
             <w:pPr>
-              <w:pStyle w:val="ListParagraph"/>
-              <w:keepNext/>
-              <w:numPr>
-                <w:ilvl w:val="0"/>
-                <w:numId w:val="10"/>
-              </w:numPr>
-              <w:spacing w:before="80" w:after="40"/>
+              <w:rPr>
+                <w:sz w:val="24"/>
+                <w:szCs w:val="24"/>
+              </w:rPr>
             </w:pPr>
             <w:r>
               <w:rPr>
-                <w:b/>
-                <w:lang w:val="el-GR"/>
+                <w:sz w:val="24"/>
+                <w:szCs w:val="24"/>
               </w:rPr>
-              <w:t>Ανήκουν οι 2 υπολογιστές στο ί</w:t>
+              <w:t>Subnet</w:t>
             </w:r>
             <w:r>
               <w:rPr>
-                <w:b/>
+                <w:sz w:val="24"/>
+                <w:szCs w:val="24"/>
                 <w:lang w:val="el-GR"/>
               </w:rPr>
-              <w:t>διο</w:t>
+              <w:t xml:space="preserve"> </w:t>
             </w:r>
             <w:r>
               <w:rPr>
-                <w:b/>
-                <w:lang w:val="el-GR"/>
+                <w:sz w:val="24"/>
+                <w:szCs w:val="24"/>
               </w:rPr>
-              <w:t xml:space="preserve"> δίκτυο;  </w:t>
+              <w:t>Mask</w:t>
             </w:r>
             <w:r>
               <w:rPr>
-                <w:b/>
+                <w:sz w:val="24"/>
+                <w:szCs w:val="24"/>
+                <w:lang w:val="el-GR"/>
               </w:rPr>
-              <w:t>[1 μ.]</w:t>
+              <w:t>: 255.255.</w:t>
+            </w:r>
+            <w:r>
+              <w:rPr>
+                <w:sz w:val="24"/>
+                <w:szCs w:val="24"/>
+                <w:lang w:val="el-GR"/>
+              </w:rPr>
+              <w:t>0.</w:t>
+            </w:r>
+            <w:r>
+              <w:rPr>
+                <w:sz w:val="24"/>
+                <w:szCs w:val="24"/>
+                <w:lang w:val="el-GR"/>
+              </w:rPr>
+              <w:t xml:space="preserve">0  </w:t>
+            </w:r>
+          </w:p>
+          <w:p>
+            <w:pPr>
+              <w:rPr>
+                <w:sz w:val="24"/>
+                <w:szCs w:val="24"/>
+              </w:rPr>
+            </w:pPr>
+            <w:r>
+              <w:rPr>
+                <w:sz w:val="24"/>
+                <w:szCs w:val="24"/>
+                <w:lang w:val="el-GR"/>
+              </w:rPr>
+              <w:t xml:space="preserve">Η/Υ 1: 192.168.10.47  </w:t>
+            </w:r>
+          </w:p>
+          <w:p>
+            <w:pPr>
+              <w:rPr>
+                <w:sz w:val="24"/>
+                <w:szCs w:val="24"/>
+                <w:lang w:val="el-GR"/>
+              </w:rPr>
+            </w:pPr>
+            <w:r>
+              <w:rPr>
+                <w:sz w:val="24"/>
+                <w:szCs w:val="24"/>
+                <w:lang w:val="el-GR"/>
+              </w:rPr>
+              <w:t>Η/Υ 2: 192.168.20.47</w:t>
             </w:r>
           </w:p>
         </w:tc>
@@ -2594,98 +3121,33 @@
           <w:p>
             <w:pPr>
               <w:rPr>
-                <w:lang w:val="el-GR"/>
-              </w:rPr>
-            </w:pPr>
-            <w:r>
-              <w:rPr>
-                <w:sz w:val="22"/>
-              </w:rPr>
-              <w:t>Subnet</w:t>
-            </w:r>
-            <w:r>
-              <w:rPr>
-                <w:sz w:val="22"/>
-                <w:lang w:val="el-GR"/>
-              </w:rPr>
-              <w:t xml:space="preserve"> </w:t>
-            </w:r>
-            <w:r>
-              <w:rPr>
-                <w:sz w:val="22"/>
-              </w:rPr>
-              <w:t>Mask</w:t>
-            </w:r>
-            <w:r>
-              <w:rPr>
-                <w:sz w:val="22"/>
-                <w:lang w:val="el-GR"/>
-              </w:rPr>
-              <w:t>: 255.255.</w:t>
-            </w:r>
-            <w:r>
-              <w:rPr>
-                <w:sz w:val="22"/>
-                <w:lang w:val="el-GR"/>
-              </w:rPr>
-              <w:t>0.</w:t>
-            </w:r>
-            <w:r>
-              <w:rPr>
-                <w:sz w:val="22"/>
-                <w:lang w:val="el-GR"/>
-              </w:rPr>
-              <w:t xml:space="preserve">0  |  Η/Υ 1: 192.168.10.47  </w:t>
-            </w:r>
-            <w:r>
-              <w:rPr>
-                <w:sz w:val="22"/>
-                <w:lang w:val="el-GR"/>
-              </w:rPr>
-              <w:t>|</w:t>
-            </w:r>
-            <w:r>
-              <w:rPr>
-                <w:sz w:val="22"/>
-                <w:lang w:val="el-GR"/>
-              </w:rPr>
-              <w:t xml:space="preserve">   Η/Υ 2: 192.168.20.47</w:t>
-            </w:r>
-          </w:p>
-        </w:tc>
-      </w:tr>
-      <w:tr>
-        <w:trPr>
-          <w:jc w:val="center"/>
-        </w:trPr>
-        <w:tc>
-          <w:tcPr>
-            <w:tcW w:w="9751" w:type="dxa"/>
-            <w:tcMar>
-              <w:top w:w="85" w:type="dxa"/>
-              <w:left w:w="100" w:type="dxa"/>
-              <w:bottom w:w="85" w:type="dxa"/>
-              <w:right w:w="100" w:type="dxa"/>
-            </w:tcMar>
-            <w:vAlign w:val="center"/>
-          </w:tcPr>
-          <w:p>
-            <w:pPr>
-              <w:rPr>
+                <w:sz w:val="24"/>
+                <w:szCs w:val="24"/>
                 <w:lang w:val="el-GR"/>
               </w:rPr>
             </w:pPr>
             <w:r>
               <w:rPr>
                 <w:b/>
-                <w:sz w:val="22"/>
+                <w:sz w:val="24"/>
+                <w:szCs w:val="24"/>
                 <w:lang w:val="el-GR"/>
               </w:rPr>
-              <w:t>Είναι στο ίδιο δίκτυο;</w:t>
+              <w:t xml:space="preserve">Ανήκουν </w:t>
             </w:r>
             <w:r>
               <w:rPr>
-                <w:sz w:val="22"/>
+                <w:b/>
+                <w:sz w:val="24"/>
+                <w:szCs w:val="24"/>
+                <w:lang w:val="el-GR"/>
+              </w:rPr>
+              <w:t>στο ίδιο δίκτυο;</w:t>
+            </w:r>
+            <w:r>
+              <w:rPr>
+                <w:sz w:val="24"/>
+                <w:szCs w:val="24"/>
                 <w:lang w:val="el-GR"/>
               </w:rPr>
               <w:t xml:space="preserve">   ☐ Ναι     ☐ Όχι</w:t>
@@ -2698,6 +3160,65 @@
       <w:pPr>
         <w:spacing w:after="100"/>
         <w:rPr>
+          <w:sz w:val="24"/>
+          <w:szCs w:val="24"/>
+          <w:lang w:val="el-GR"/>
+        </w:rPr>
+      </w:pPr>
+    </w:p>
+    <w:p>
+      <w:pPr>
+        <w:pStyle w:val="ListParagraph"/>
+        <w:keepNext/>
+        <w:numPr>
+          <w:ilvl w:val="0"/>
+          <w:numId w:val="10"/>
+        </w:numPr>
+        <w:spacing w:before="80" w:after="40"/>
+        <w:rPr>
+          <w:b/>
+          <w:sz w:val="24"/>
+          <w:szCs w:val="24"/>
+          <w:lang w:val="el-GR"/>
+        </w:rPr>
+      </w:pPr>
+      <w:r>
+        <w:rPr>
+          <w:b/>
+          <w:sz w:val="24"/>
+          <w:szCs w:val="24"/>
+          <w:lang w:val="el-GR"/>
+        </w:rPr>
+        <w:t>Το ping 8.8.8.8 δουλεύει. Το ping google.com δεν δουλεύει.</w:t>
+      </w:r>
+      <w:r>
+        <w:rPr>
+          <w:b/>
+          <w:sz w:val="24"/>
+          <w:szCs w:val="24"/>
+          <w:lang w:val="el-GR"/>
+        </w:rPr>
+        <w:t xml:space="preserve"> </w:t>
+      </w:r>
+      <w:r>
+        <w:rPr>
+          <w:b/>
+          <w:sz w:val="24"/>
+          <w:szCs w:val="24"/>
+          <w:lang w:val="el-GR"/>
+        </w:rPr>
+        <w:t xml:space="preserve"> [1 μ.]</w:t>
+      </w:r>
+    </w:p>
+    <w:p>
+      <w:pPr>
+        <w:pStyle w:val="ListParagraph"/>
+        <w:keepNext/>
+        <w:spacing w:before="80" w:after="40"/>
+        <w:rPr>
+          <w:b/>
+          <w:sz w:val="24"/>
+          <w:szCs w:val="24"/>
           <w:lang w:val="el-GR"/>
         </w:rPr>
       </w:pPr>
@@ -2727,55 +3248,6 @@
         <w:tc>
           <w:tcPr>
             <w:tcW w:w="9751" w:type="dxa"/>
-            <w:shd w:val="clear" w:color="auto" w:fill="D9E5F3"/>
-            <w:tcMar>
-              <w:top w:w="85" w:type="dxa"/>
-              <w:left w:w="100" w:type="dxa"/>
-              <w:bottom w:w="85" w:type="dxa"/>
-              <w:right w:w="100" w:type="dxa"/>
-            </w:tcMar>
-            <w:vAlign w:val="center"/>
-          </w:tcPr>
-          <w:p>
-            <w:pPr>
-              <w:pStyle w:val="ListParagraph"/>
-              <w:keepNext/>
-              <w:numPr>
-                <w:ilvl w:val="0"/>
-                <w:numId w:val="10"/>
-              </w:numPr>
-              <w:spacing w:before="80" w:after="40"/>
-            </w:pPr>
-            <w:r>
-              <w:rPr>
-                <w:b/>
-                <w:lang w:val="el-GR"/>
-              </w:rPr>
-              <w:t xml:space="preserve"> </w:t>
-            </w:r>
-            <w:r>
-              <w:rPr>
-                <w:b/>
-                <w:lang w:val="el-GR"/>
-              </w:rPr>
-              <w:t xml:space="preserve">Πρόβλημα δικτύου </w:t>
-            </w:r>
-            <w:r>
-              <w:rPr>
-                <w:b/>
-              </w:rPr>
-              <w:t xml:space="preserve"> [1 μ.]</w:t>
-            </w:r>
-          </w:p>
-        </w:tc>
-      </w:tr>
-      <w:tr>
-        <w:trPr>
-          <w:jc w:val="center"/>
-        </w:trPr>
-        <w:tc>
-          <w:tcPr>
-            <w:tcW w:w="9751" w:type="dxa"/>
             <w:tcMar>
               <w:top w:w="85" w:type="dxa"/>
               <w:left w:w="100" w:type="dxa"/>
@@ -2787,105 +3259,31 @@
           <w:p>
             <w:pPr>
               <w:rPr>
-                <w:lang w:val="el-GR"/>
+                <w:sz w:val="24"/>
+                <w:szCs w:val="24"/>
               </w:rPr>
             </w:pPr>
             <w:r>
               <w:rPr>
-                <w:sz w:val="22"/>
-                <w:lang w:val="el-GR"/>
-              </w:rPr>
-              <w:t xml:space="preserve">Το </w:t>
-            </w:r>
-            <w:r>
-              <w:rPr>
-                <w:sz w:val="22"/>
-              </w:rPr>
-              <w:t>ping</w:t>
-            </w:r>
-            <w:r>
-              <w:rPr>
-                <w:sz w:val="22"/>
-                <w:lang w:val="el-GR"/>
-              </w:rPr>
-              <w:t xml:space="preserve"> 8.8.8.8 δουλεύει. Το </w:t>
-            </w:r>
-            <w:r>
-              <w:rPr>
-                <w:sz w:val="22"/>
-              </w:rPr>
-              <w:t>ping</w:t>
-            </w:r>
-            <w:r>
-              <w:rPr>
-                <w:sz w:val="22"/>
-                <w:lang w:val="el-GR"/>
-              </w:rPr>
-              <w:t xml:space="preserve"> </w:t>
-            </w:r>
-            <w:r>
-              <w:rPr>
-                <w:sz w:val="22"/>
-              </w:rPr>
-              <w:t>google</w:t>
-            </w:r>
-            <w:r>
-              <w:rPr>
-                <w:sz w:val="22"/>
-                <w:lang w:val="el-GR"/>
-              </w:rPr>
-              <w:t>.</w:t>
-            </w:r>
-            <w:r>
-              <w:rPr>
-                <w:sz w:val="22"/>
-              </w:rPr>
-              <w:t>com</w:t>
-            </w:r>
-            <w:r>
-              <w:rPr>
-                <w:sz w:val="22"/>
-                <w:lang w:val="el-GR"/>
-              </w:rPr>
-              <w:t xml:space="preserve"> δεν δουλεύει.</w:t>
-            </w:r>
-          </w:p>
-        </w:tc>
-      </w:tr>
-      <w:tr>
-        <w:trPr>
-          <w:jc w:val="center"/>
-        </w:trPr>
-        <w:tc>
-          <w:tcPr>
-            <w:tcW w:w="9751" w:type="dxa"/>
-            <w:tcMar>
-              <w:top w:w="85" w:type="dxa"/>
-              <w:left w:w="100" w:type="dxa"/>
-              <w:bottom w:w="85" w:type="dxa"/>
-              <w:right w:w="100" w:type="dxa"/>
-            </w:tcMar>
-            <w:vAlign w:val="center"/>
-          </w:tcPr>
-          <w:p>
-            <w:r>
-              <w:rPr>
                 <w:b/>
-                <w:sz w:val="22"/>
+                <w:sz w:val="24"/>
+                <w:szCs w:val="24"/>
                 <w:lang w:val="el-GR"/>
               </w:rPr>
               <w:t>Πού είναι πιθανό το πρόβλημα;</w:t>
             </w:r>
             <w:r>
               <w:rPr>
-                <w:sz w:val="22"/>
+                <w:sz w:val="24"/>
+                <w:szCs w:val="24"/>
                 <w:lang w:val="el-GR"/>
               </w:rPr>
               <w:t xml:space="preserve">   </w:t>
             </w:r>
             <w:r>
               <w:rPr>
-                <w:sz w:val="22"/>
+                <w:sz w:val="24"/>
+                <w:szCs w:val="24"/>
               </w:rPr>
               <w:t>☐ DNS Server     ☐ Switch     ☐ Καλώδιο     ☐ Antivirus</w:t>
             </w:r>
@@ -2896,6 +3294,77 @@
     <w:p>
       <w:pPr>
         <w:spacing w:after="100"/>
+        <w:rPr>
+          <w:sz w:val="24"/>
+          <w:szCs w:val="24"/>
+          <w:lang w:val="el-GR"/>
+        </w:rPr>
+      </w:pPr>
+    </w:p>
+    <w:p>
+      <w:pPr>
+        <w:pStyle w:val="ListParagraph"/>
+        <w:keepNext/>
+        <w:numPr>
+          <w:ilvl w:val="0"/>
+          <w:numId w:val="10"/>
+        </w:numPr>
+        <w:spacing w:before="80" w:after="40"/>
+        <w:rPr>
+          <w:b/>
+          <w:sz w:val="24"/>
+          <w:szCs w:val="24"/>
+          <w:lang w:val="el-GR"/>
+        </w:rPr>
+      </w:pPr>
+      <w:r>
+        <w:rPr>
+          <w:b/>
+          <w:sz w:val="24"/>
+          <w:szCs w:val="24"/>
+          <w:lang w:val="el-GR"/>
+        </w:rPr>
+        <w:t>Ένα επείγον μήνυμα ζητά να πατήσεις link και να γράψεις το password σου.</w:t>
+      </w:r>
+      <w:r>
+        <w:rPr>
+          <w:b/>
+          <w:sz w:val="24"/>
+          <w:szCs w:val="24"/>
+          <w:lang w:val="el-GR"/>
+        </w:rPr>
+        <w:t xml:space="preserve"> </w:t>
+      </w:r>
+      <w:r>
+        <w:rPr>
+          <w:b/>
+          <w:sz w:val="24"/>
+          <w:szCs w:val="24"/>
+          <w:lang w:val="el-GR"/>
+        </w:rPr>
+        <w:t xml:space="preserve"> </w:t>
+      </w:r>
+      <w:r>
+        <w:rPr>
+          <w:b/>
+          <w:sz w:val="24"/>
+          <w:szCs w:val="24"/>
+          <w:lang w:val="el-GR"/>
+        </w:rPr>
+        <w:t xml:space="preserve"> [1 μ.]</w:t>
+      </w:r>
+    </w:p>
+    <w:p>
+      <w:pPr>
+        <w:pStyle w:val="ListParagraph"/>
+        <w:keepNext/>
+        <w:spacing w:before="80" w:after="40"/>
+        <w:rPr>
+          <w:b/>
+          <w:sz w:val="24"/>
+          <w:szCs w:val="24"/>
+          <w:lang w:val="el-GR"/>
+        </w:rPr>
       </w:pPr>
     </w:p>
     <w:tbl>
@@ -2923,41 +3392,6 @@
         <w:tc>
           <w:tcPr>
             <w:tcW w:w="9751" w:type="dxa"/>
-            <w:shd w:val="clear" w:color="auto" w:fill="D9E5F3"/>
-            <w:tcMar>
-              <w:top w:w="85" w:type="dxa"/>
-              <w:left w:w="100" w:type="dxa"/>
-              <w:bottom w:w="85" w:type="dxa"/>
-              <w:right w:w="100" w:type="dxa"/>
-            </w:tcMar>
-            <w:vAlign w:val="center"/>
-          </w:tcPr>
-          <w:p>
-            <w:pPr>
-              <w:pStyle w:val="ListParagraph"/>
-              <w:keepNext/>
-              <w:numPr>
-                <w:ilvl w:val="0"/>
-                <w:numId w:val="10"/>
-              </w:numPr>
-              <w:spacing w:before="80" w:after="40"/>
-            </w:pPr>
-            <w:r>
-              <w:rPr>
-                <w:b/>
-              </w:rPr>
-              <w:t>Ύποπτο μήνυμα  [1 μ.]</w:t>
-            </w:r>
-          </w:p>
-        </w:tc>
-      </w:tr>
-      <w:tr>
-        <w:trPr>
-          <w:jc w:val="center"/>
-        </w:trPr>
-        <w:tc>
-          <w:tcPr>
-            <w:tcW w:w="9751" w:type="dxa"/>
             <w:tcMar>
               <w:top w:w="85" w:type="dxa"/>
               <w:left w:w="100" w:type="dxa"/>
@@ -2969,103 +3403,54 @@
           <w:p>
             <w:pPr>
               <w:rPr>
-                <w:lang w:val="el-GR"/>
-              </w:rPr>
-            </w:pPr>
-            <w:r>
-              <w:rPr>
-                <w:sz w:val="22"/>
-                <w:lang w:val="el-GR"/>
-              </w:rPr>
-              <w:t xml:space="preserve">Ένα επείγον μήνυμα ζητά να πατήσεις </w:t>
-            </w:r>
-            <w:r>
-              <w:rPr>
-                <w:sz w:val="22"/>
-              </w:rPr>
-              <w:t>link</w:t>
-            </w:r>
-            <w:r>
-              <w:rPr>
-                <w:sz w:val="22"/>
-                <w:lang w:val="el-GR"/>
-              </w:rPr>
-              <w:t xml:space="preserve"> και να γράψεις το </w:t>
-            </w:r>
-            <w:r>
-              <w:rPr>
-                <w:sz w:val="22"/>
-              </w:rPr>
-              <w:t>password</w:t>
-            </w:r>
-            <w:r>
-              <w:rPr>
-                <w:sz w:val="22"/>
-                <w:lang w:val="el-GR"/>
-              </w:rPr>
-              <w:t xml:space="preserve"> σου.</w:t>
-            </w:r>
-          </w:p>
-        </w:tc>
-      </w:tr>
-      <w:tr>
-        <w:trPr>
-          <w:jc w:val="center"/>
-        </w:trPr>
-        <w:tc>
-          <w:tcPr>
-            <w:tcW w:w="9751" w:type="dxa"/>
-            <w:tcMar>
-              <w:top w:w="85" w:type="dxa"/>
-              <w:left w:w="100" w:type="dxa"/>
-              <w:bottom w:w="85" w:type="dxa"/>
-              <w:right w:w="100" w:type="dxa"/>
-            </w:tcMar>
-            <w:vAlign w:val="center"/>
-          </w:tcPr>
-          <w:p>
-            <w:pPr>
-              <w:rPr>
+                <w:sz w:val="24"/>
+                <w:szCs w:val="24"/>
                 <w:lang w:val="el-GR"/>
               </w:rPr>
             </w:pPr>
             <w:r>
               <w:rPr>
                 <w:b/>
-                <w:sz w:val="22"/>
+                <w:sz w:val="24"/>
+                <w:szCs w:val="24"/>
                 <w:lang w:val="el-GR"/>
               </w:rPr>
               <w:t>Τι κάνεις;</w:t>
             </w:r>
             <w:r>
               <w:rPr>
-                <w:sz w:val="22"/>
+                <w:sz w:val="24"/>
+                <w:szCs w:val="24"/>
                 <w:lang w:val="el-GR"/>
               </w:rPr>
               <w:t xml:space="preserve">   ☐ Πατάω το </w:t>
             </w:r>
             <w:r>
               <w:rPr>
-                <w:sz w:val="22"/>
+                <w:sz w:val="24"/>
+                <w:szCs w:val="24"/>
               </w:rPr>
               <w:t>link</w:t>
             </w:r>
             <w:r>
               <w:rPr>
-                <w:sz w:val="22"/>
+                <w:sz w:val="24"/>
+                <w:szCs w:val="24"/>
                 <w:lang w:val="el-GR"/>
               </w:rPr>
               <w:t xml:space="preserve">     ☐ Δίνω </w:t>
             </w:r>
             <w:r>
               <w:rPr>
-                <w:sz w:val="22"/>
+                <w:sz w:val="24"/>
+                <w:szCs w:val="24"/>
               </w:rPr>
               <w:t>password</w:t>
             </w:r>
             <w:r>
               <w:rPr>
-                <w:sz w:val="22"/>
+                <w:sz w:val="24"/>
+                <w:szCs w:val="24"/>
                 <w:lang w:val="el-GR"/>
               </w:rPr>
               <w:t xml:space="preserve">     ☐ Δεν πατάω     ☐ Το στέλνω σε φίλο</w:t>
@@ -3078,6 +3463,8 @@
       <w:pPr>
         <w:spacing w:after="100"/>
         <w:rPr>
+          <w:sz w:val="24"/>
+          <w:szCs w:val="24"/>
           <w:lang w:val="el-GR"/>
         </w:rPr>
       </w:pPr>
@@ -3359,6 +3746,92 @@
     </w:lvl>
   </w:abstractNum>
   <w:abstractNum w:abstractNumId="9" w15:restartNumberingAfterBreak="0">
+    <w:nsid w:val="44BF1541"/>
+    <w:multiLevelType w:val="hybridMultilevel"/>
+    <w:tmpl w:val="27A09288"/>
+    <w:lvl w:ilvl="0" w:tplc="0809000F">
+      <w:start w:val="1"/>
+      <w:numFmt w:val="decimal"/>
+      <w:lvlText w:val="%1."/>
+      <w:lvlJc w:val="left"/>
+      <w:pPr>
+        <w:ind w:left="720" w:hanging="360"/>
+      </w:pPr>
+    </w:lvl>
+    <w:lvl w:ilvl="1" w:tplc="08090019" w:tentative="1">
+      <w:start w:val="1"/>
+      <w:numFmt w:val="lowerLetter"/>
+      <w:lvlText w:val="%2."/>
+      <w:lvlJc w:val="left"/>
+      <w:pPr>
+        <w:ind w:left="1440" w:hanging="360"/>
+      </w:pPr>
+    </w:lvl>
+    <w:lvl w:ilvl="2" w:tplc="0809001B" w:tentative="1">
+      <w:start w:val="1"/>
+      <w:numFmt w:val="lowerRoman"/>
+      <w:lvlText w:val="%3."/>
+      <w:lvlJc w:val="right"/>
+      <w:pPr>
+        <w:ind w:left="2160" w:hanging="180"/>
+      </w:pPr>
+    </w:lvl>
+    <w:lvl w:ilvl="3" w:tplc="0809000F" w:tentative="1">
+      <w:start w:val="1"/>
+      <w:numFmt w:val="decimal"/>
+      <w:lvlText w:val="%4."/>
+      <w:lvlJc w:val="left"/>
+      <w:pPr>
+        <w:ind w:left="2880" w:hanging="360"/>
+      </w:pPr>
+    </w:lvl>
+    <w:lvl w:ilvl="4" w:tplc="08090019" w:tentative="1">
+      <w:start w:val="1"/>
+      <w:numFmt w:val="lowerLetter"/>
+      <w:lvlText w:val="%5."/>
+      <w:lvlJc w:val="left"/>
+      <w:pPr>
+        <w:ind w:left="3600" w:hanging="360"/>
+      </w:pPr>
+    </w:lvl>
+    <w:lvl w:ilvl="5" w:tplc="0809001B" w:tentative="1">
+      <w:start w:val="1"/>
+      <w:numFmt w:val="lowerRoman"/>
+      <w:lvlText w:val="%6."/>
+      <w:lvlJc w:val="right"/>
+      <w:pPr>
+        <w:ind w:left="4320" w:hanging="180"/>
+      </w:pPr>
+    </w:lvl>
+    <w:lvl w:ilvl="6" w:tplc="0809000F" w:tentative="1">
+      <w:start w:val="1"/>
+      <w:numFmt w:val="decimal"/>
+      <w:lvlText w:val="%7."/>
+      <w:lvlJc w:val="left"/>
+      <w:pPr>
+        <w:ind w:left="5040" w:hanging="360"/>
+      </w:pPr>
+    </w:lvl>
+    <w:lvl w:ilvl="7" w:tplc="08090019" w:tentative="1">
+      <w:start w:val="1"/>
+      <w:numFmt w:val="lowerLetter"/>
+      <w:lvlText w:val="%8."/>
+      <w:lvlJc w:val="left"/>
+      <w:pPr>
+        <w:ind w:left="5760" w:hanging="360"/>
+      </w:pPr>
+    </w:lvl>
+    <w:lvl w:ilvl="8" w:tplc="0809001B" w:tentative="1">
+      <w:start w:val="1"/>
+      <w:numFmt w:val="lowerRoman"/>
+      <w:lvlText w:val="%9."/>
+      <w:lvlJc w:val="right"/>
+      <w:pPr>
+        <w:ind w:left="6480" w:hanging="180"/>
+      </w:pPr>
+    </w:lvl>
+  </w:abstractNum>
+  <w:abstractNum w:abstractNumId="10" w15:restartNumberingAfterBreak="0">
     <w:nsid w:val="63EF1B2E"/>
     <w:multiLevelType w:val="hybridMultilevel"/>
     <w:tmpl w:val="2B2A6238"/>
@@ -3476,6 +3949,9 @@
     <w:abstractNumId w:val="0"/>
   </w:num>
   <w:num w:numId="10" w16cid:durableId="481778902">
+    <w:abstractNumId w:val="10"/>
+  </w:num>
+  <w:num w:numId="11" w16cid:durableId="1254164061">
     <w:abstractNumId w:val="9"/>
   </w:num>
 </w:numbering>
